--- a/Labs/lab1/lab1.docx
+++ b/Labs/lab1/lab1.docx
@@ -1,11 +1,10 @@
 
 <file path=word/document.xml><?xml version="1.0" encoding="utf-8"?>
-<w:document xmlns:wpc="http://schemas.microsoft.com/office/word/2010/wordprocessingCanvas" xmlns:cx="http://schemas.microsoft.com/office/drawing/2014/chartex" xmlns:cx1="http://schemas.microsoft.com/office/drawing/2015/9/8/chartex" xmlns:cx2="http://schemas.microsoft.com/office/drawing/2015/10/21/chartex" xmlns:cx3="http://schemas.microsoft.com/office/drawing/2016/5/9/chartex" xmlns:cx4="http://schemas.microsoft.com/office/drawing/2016/5/10/chartex" xmlns:cx5="http://schemas.microsoft.com/office/drawing/2016/5/11/chartex" xmlns:cx6="http://schemas.microsoft.com/office/drawing/2016/5/12/chartex" xmlns:cx7="http://schemas.microsoft.com/office/drawing/2016/5/13/chartex" xmlns:cx8="http://schemas.microsoft.com/office/drawing/2016/5/14/chartex" xmlns:mc="http://schemas.openxmlformats.org/markup-compatibility/2006" xmlns:aink="http://schemas.microsoft.com/office/drawing/2016/ink" xmlns:am3d="http://schemas.microsoft.com/office/drawing/2017/model3d" xmlns:o="urn:schemas-microsoft-com:office:office" xmlns:r="http://schemas.openxmlformats.org/officeDocument/2006/relationships" xmlns:m="http://schemas.openxmlformats.org/officeDocument/2006/math" xmlns:v="urn:schemas-microsoft-com:vml" xmlns:wp14="http://schemas.microsoft.com/office/word/2010/wordprocessingDrawing" xmlns:wp="http://schemas.openxmlformats.org/drawingml/2006/wordprocessingDrawing" xmlns:w10="urn:schemas-microsoft-com:office:word" xmlns:w="http://schemas.openxmlformats.org/wordprocessingml/2006/main" xmlns:w14="http://schemas.microsoft.com/office/word/2010/wordml" xmlns:w15="http://schemas.microsoft.com/office/word/2012/wordml" xmlns:w16cid="http://schemas.microsoft.com/office/word/2016/wordml/cid" xmlns:w16se="http://schemas.microsoft.com/office/word/2015/wordml/symex" xmlns:wpg="http://schemas.microsoft.com/office/word/2010/wordprocessingGroup" xmlns:wpi="http://schemas.microsoft.com/office/word/2010/wordprocessingInk" xmlns:wne="http://schemas.microsoft.com/office/word/2006/wordml" xmlns:wps="http://schemas.microsoft.com/office/word/2010/wordprocessingShape" mc:Ignorable="w14 w15 w16se w16cid wp14">
+<w:document xmlns:wpc="http://schemas.microsoft.com/office/word/2010/wordprocessingCanvas" xmlns:cx="http://schemas.microsoft.com/office/drawing/2014/chartex" xmlns:cx1="http://schemas.microsoft.com/office/drawing/2015/9/8/chartex" xmlns:mc="http://schemas.openxmlformats.org/markup-compatibility/2006" xmlns:o="urn:schemas-microsoft-com:office:office" xmlns:r="http://schemas.openxmlformats.org/officeDocument/2006/relationships" xmlns:m="http://schemas.openxmlformats.org/officeDocument/2006/math" xmlns:v="urn:schemas-microsoft-com:vml" xmlns:wp14="http://schemas.microsoft.com/office/word/2010/wordprocessingDrawing" xmlns:wp="http://schemas.openxmlformats.org/drawingml/2006/wordprocessingDrawing" xmlns:w10="urn:schemas-microsoft-com:office:word" xmlns:w="http://schemas.openxmlformats.org/wordprocessingml/2006/main" xmlns:w14="http://schemas.microsoft.com/office/word/2010/wordml" xmlns:w15="http://schemas.microsoft.com/office/word/2012/wordml" xmlns:w16se="http://schemas.microsoft.com/office/word/2015/wordml/symex" xmlns:wpg="http://schemas.microsoft.com/office/word/2010/wordprocessingGroup" xmlns:wpi="http://schemas.microsoft.com/office/word/2010/wordprocessingInk" xmlns:wne="http://schemas.microsoft.com/office/word/2006/wordml" xmlns:wps="http://schemas.microsoft.com/office/word/2010/wordprocessingShape" mc:Ignorable="w14 w15 w16se wp14">
   <w:body>
     <w:p>
       <w:pPr>
         <w:rPr>
-          <w:rFonts w:hint="cs"/>
           <w:rtl/>
         </w:rPr>
       </w:pPr>
@@ -20,16 +19,13 @@
       </w:r>
       <w:proofErr w:type="spellEnd"/>
       <w:r>
-        <w:t xml:space="preserve">, </w:t>
+        <w:t xml:space="preserve">, Lior </w:t>
       </w:r>
       <w:proofErr w:type="spellStart"/>
       <w:r>
-        <w:t>Lior</w:t>
+        <w:t>Mashiach</w:t>
       </w:r>
       <w:proofErr w:type="spellEnd"/>
-      <w:r>
-        <w:t xml:space="preserve"> Mashiach</w:t>
-      </w:r>
     </w:p>
     <w:p/>
     <w:p/>
@@ -408,46 +404,121 @@
           <w:szCs w:val="24"/>
         </w:rPr>
       </w:pPr>
-      <w:bookmarkStart w:id="0" w:name="_GoBack"/>
-      <w:bookmarkEnd w:id="0"/>
     </w:p>
-    <w:p/>
-    <w:p/>
-    <w:p/>
-    <w:p/>
-    <w:p/>
+    <w:p>
+      <w:r>
+        <w:rPr>
+          <w:noProof/>
+        </w:rPr>
+        <w:lastRenderedPageBreak/>
+        <w:drawing>
+          <wp:inline distT="0" distB="0" distL="0" distR="0" wp14:anchorId="28216DBF" wp14:editId="257C027E">
+            <wp:extent cx="5934075" cy="2676525"/>
+            <wp:effectExtent l="0" t="0" r="9525" b="9525"/>
+            <wp:docPr id="1" name="תמונה 1" descr="C:\Users\liorm\AppData\Local\Microsoft\Windows\INetCache\Content.Word\T1595.002 Web Exploitation Attack Flow-2026-10-22-134403.png"/>
+            <wp:cNvGraphicFramePr>
+              <a:graphicFrameLocks xmlns:a="http://schemas.openxmlformats.org/drawingml/2006/main" noChangeAspect="1"/>
+            </wp:cNvGraphicFramePr>
+            <a:graphic xmlns:a="http://schemas.openxmlformats.org/drawingml/2006/main">
+              <a:graphicData uri="http://schemas.openxmlformats.org/drawingml/2006/picture">
+                <pic:pic xmlns:pic="http://schemas.openxmlformats.org/drawingml/2006/picture">
+                  <pic:nvPicPr>
+                    <pic:cNvPr id="0" name="Picture 7" descr="C:\Users\liorm\AppData\Local\Microsoft\Windows\INetCache\Content.Word\T1595.002 Web Exploitation Attack Flow-2026-10-22-134403.png"/>
+                    <pic:cNvPicPr>
+                      <a:picLocks noChangeAspect="1" noChangeArrowheads="1"/>
+                    </pic:cNvPicPr>
+                  </pic:nvPicPr>
+                  <pic:blipFill>
+                    <a:blip r:embed="rId6" cstate="print">
+                      <a:extLst>
+                        <a:ext uri="{28A0092B-C50C-407E-A947-70E740481C1C}">
+                          <a14:useLocalDpi xmlns:a14="http://schemas.microsoft.com/office/drawing/2010/main" val="0"/>
+                        </a:ext>
+                      </a:extLst>
+                    </a:blip>
+                    <a:srcRect/>
+                    <a:stretch>
+                      <a:fillRect/>
+                    </a:stretch>
+                  </pic:blipFill>
+                  <pic:spPr bwMode="auto">
+                    <a:xfrm>
+                      <a:off x="0" y="0"/>
+                      <a:ext cx="5934075" cy="2676525"/>
+                    </a:xfrm>
+                    <a:prstGeom prst="rect">
+                      <a:avLst/>
+                    </a:prstGeom>
+                    <a:noFill/>
+                    <a:ln>
+                      <a:noFill/>
+                    </a:ln>
+                  </pic:spPr>
+                </pic:pic>
+              </a:graphicData>
+            </a:graphic>
+          </wp:inline>
+        </w:drawing>
+      </w:r>
+      <w:r>
+        <w:br/>
+      </w:r>
+      <w:r>
+        <w:br/>
+      </w:r>
+      <w:r>
+        <w:br/>
+      </w:r>
+    </w:p>
     <w:tbl>
       <w:tblPr>
-        <w:tblW w:w="0" w:type="auto"/>
+        <w:tblW w:w="9596" w:type="dxa"/>
         <w:jc w:val="center"/>
-        <w:tblLook w:val="04A0" w:firstRow="1" w:lastRow="0" w:firstColumn="1" w:lastColumn="0" w:noHBand="0" w:noVBand="1"/>
+        <w:tblBorders>
+          <w:top w:val="single" w:sz="6" w:space="0" w:color="C7D0DA"/>
+          <w:left w:val="single" w:sz="6" w:space="0" w:color="C7D0DA"/>
+          <w:bottom w:val="single" w:sz="6" w:space="0" w:color="C7D0DA"/>
+          <w:right w:val="single" w:sz="6" w:space="0" w:color="C7D0DA"/>
+          <w:insideH w:val="single" w:sz="6" w:space="0" w:color="C7D0DA"/>
+          <w:insideV w:val="single" w:sz="6" w:space="0" w:color="C7D0DA"/>
+        </w:tblBorders>
+        <w:tblLayout w:type="fixed"/>
+        <w:tblCellMar>
+          <w:top w:w="55" w:type="dxa"/>
+          <w:left w:w="75" w:type="dxa"/>
+          <w:bottom w:w="55" w:type="dxa"/>
+          <w:right w:w="75" w:type="dxa"/>
+        </w:tblCellMar>
+        <w:tblLook w:val="0620" w:firstRow="1" w:lastRow="0" w:firstColumn="0" w:lastColumn="0" w:noHBand="1" w:noVBand="1"/>
       </w:tblPr>
       <w:tblGrid>
-        <w:gridCol w:w="1660"/>
-        <w:gridCol w:w="1346"/>
-        <w:gridCol w:w="1690"/>
-        <w:gridCol w:w="2315"/>
-        <w:gridCol w:w="2349"/>
+        <w:gridCol w:w="1835"/>
+        <w:gridCol w:w="1285"/>
+        <w:gridCol w:w="1670"/>
+        <w:gridCol w:w="2420"/>
+        <w:gridCol w:w="2386"/>
       </w:tblGrid>
       <w:tr>
         <w:trPr>
+          <w:tblHeader/>
           <w:jc w:val="center"/>
         </w:trPr>
         <w:tc>
           <w:tcPr>
-            <w:tcW w:w="1800" w:type="dxa"/>
-            <w:shd w:val="clear" w:color="auto" w:fill="173B60"/>
-            <w:hideMark/>
-          </w:tcPr>
-          <w:p>
-            <w:pPr>
-              <w:spacing w:line="256" w:lineRule="auto"/>
-            </w:pPr>
-            <w:r>
-              <w:rPr>
+            <w:tcW w:w="1835" w:type="dxa"/>
+            <w:shd w:val="clear" w:color="auto" w:fill="193B5F"/>
+            <w:vAlign w:val="center"/>
+          </w:tcPr>
+          <w:p>
+            <w:pPr>
+              <w:spacing w:after="20" w:line="220" w:lineRule="auto"/>
+            </w:pPr>
+            <w:r>
+              <w:rPr>
+                <w:rFonts w:ascii="Calibri" w:hAnsi="Calibri" w:cs="Calibri"/>
                 <w:b/>
                 <w:color w:val="FFFFFF"/>
-                <w:sz w:val="18"/>
+                <w:sz w:val="17"/>
               </w:rPr>
               <w:t>Observed behavior</w:t>
             </w:r>
@@ -455,19 +526,20 @@
         </w:tc>
         <w:tc>
           <w:tcPr>
-            <w:tcW w:w="1440" w:type="dxa"/>
-            <w:shd w:val="clear" w:color="auto" w:fill="173B60"/>
-            <w:hideMark/>
-          </w:tcPr>
-          <w:p>
-            <w:pPr>
-              <w:spacing w:line="256" w:lineRule="auto"/>
-            </w:pPr>
-            <w:r>
-              <w:rPr>
+            <w:tcW w:w="1285" w:type="dxa"/>
+            <w:shd w:val="clear" w:color="auto" w:fill="193B5F"/>
+            <w:vAlign w:val="center"/>
+          </w:tcPr>
+          <w:p>
+            <w:pPr>
+              <w:spacing w:after="20" w:line="220" w:lineRule="auto"/>
+            </w:pPr>
+            <w:r>
+              <w:rPr>
+                <w:rFonts w:ascii="Calibri" w:hAnsi="Calibri" w:cs="Calibri"/>
                 <w:b/>
                 <w:color w:val="FFFFFF"/>
-                <w:sz w:val="18"/>
+                <w:sz w:val="17"/>
               </w:rPr>
               <w:t>ATT&amp;CK tactic</w:t>
             </w:r>
@@ -475,19 +547,20 @@
         </w:tc>
         <w:tc>
           <w:tcPr>
-            <w:tcW w:w="1800" w:type="dxa"/>
-            <w:shd w:val="clear" w:color="auto" w:fill="173B60"/>
-            <w:hideMark/>
-          </w:tcPr>
-          <w:p>
-            <w:pPr>
-              <w:spacing w:line="256" w:lineRule="auto"/>
-            </w:pPr>
-            <w:r>
-              <w:rPr>
+            <w:tcW w:w="1670" w:type="dxa"/>
+            <w:shd w:val="clear" w:color="auto" w:fill="193B5F"/>
+            <w:vAlign w:val="center"/>
+          </w:tcPr>
+          <w:p>
+            <w:pPr>
+              <w:spacing w:after="20" w:line="220" w:lineRule="auto"/>
+            </w:pPr>
+            <w:r>
+              <w:rPr>
+                <w:rFonts w:ascii="Calibri" w:hAnsi="Calibri" w:cs="Calibri"/>
                 <w:b/>
                 <w:color w:val="FFFFFF"/>
-                <w:sz w:val="18"/>
+                <w:sz w:val="17"/>
               </w:rPr>
               <w:t>Technique / ID</w:t>
             </w:r>
@@ -495,39 +568,50 @@
         </w:tc>
         <w:tc>
           <w:tcPr>
-            <w:tcW w:w="2592" w:type="dxa"/>
-            <w:shd w:val="clear" w:color="auto" w:fill="173B60"/>
-            <w:hideMark/>
-          </w:tcPr>
-          <w:p>
-            <w:pPr>
-              <w:spacing w:line="256" w:lineRule="auto"/>
-            </w:pPr>
-            <w:r>
-              <w:rPr>
+            <w:tcW w:w="2420" w:type="dxa"/>
+            <w:shd w:val="clear" w:color="auto" w:fill="193B5F"/>
+            <w:vAlign w:val="center"/>
+          </w:tcPr>
+          <w:p>
+            <w:pPr>
+              <w:spacing w:after="20" w:line="220" w:lineRule="auto"/>
+            </w:pPr>
+            <w:r>
+              <w:rPr>
+                <w:rFonts w:ascii="Calibri" w:hAnsi="Calibri" w:cs="Calibri"/>
                 <w:b/>
                 <w:color w:val="FFFFFF"/>
-                <w:sz w:val="18"/>
-              </w:rPr>
-              <w:t>Evidence and mapping rationale</w:t>
-            </w:r>
-          </w:p>
-        </w:tc>
-        <w:tc>
-          <w:tcPr>
-            <w:tcW w:w="2592" w:type="dxa"/>
-            <w:shd w:val="clear" w:color="auto" w:fill="173B60"/>
-            <w:hideMark/>
-          </w:tcPr>
-          <w:p>
-            <w:pPr>
-              <w:spacing w:line="256" w:lineRule="auto"/>
-            </w:pPr>
-            <w:r>
-              <w:rPr>
+                <w:sz w:val="17"/>
+              </w:rPr>
+              <w:t>Evidence and mapping</w:t>
+            </w:r>
+            <w:r>
+              <w:rPr>
+                <w:rFonts w:ascii="Calibri" w:hAnsi="Calibri" w:cs="Calibri"/>
                 <w:b/>
                 <w:color w:val="FFFFFF"/>
-                <w:sz w:val="18"/>
+                <w:sz w:val="17"/>
+              </w:rPr>
+              <w:t xml:space="preserve"> rationale</w:t>
+            </w:r>
+          </w:p>
+        </w:tc>
+        <w:tc>
+          <w:tcPr>
+            <w:tcW w:w="2386" w:type="dxa"/>
+            <w:shd w:val="clear" w:color="auto" w:fill="193B5F"/>
+            <w:vAlign w:val="center"/>
+          </w:tcPr>
+          <w:p>
+            <w:pPr>
+              <w:spacing w:after="20" w:line="220" w:lineRule="auto"/>
+            </w:pPr>
+            <w:r>
+              <w:rPr>
+                <w:rFonts w:ascii="Calibri" w:hAnsi="Calibri" w:cs="Calibri"/>
+                <w:b/>
+                <w:color w:val="FFFFFF"/>
+                <w:sz w:val="17"/>
               </w:rPr>
               <w:t>SOC telemetry / investigation</w:t>
             </w:r>
@@ -536,285 +620,1039 @@
       </w:tr>
       <w:tr>
         <w:trPr>
+          <w:cantSplit/>
           <w:jc w:val="center"/>
         </w:trPr>
         <w:tc>
           <w:tcPr>
-            <w:tcW w:w="1800" w:type="dxa"/>
-            <w:vAlign w:val="center"/>
-            <w:hideMark/>
-          </w:tcPr>
-          <w:p>
-            <w:pPr>
-              <w:spacing w:after="20" w:line="256" w:lineRule="auto"/>
-            </w:pPr>
-            <w:r>
-              <w:rPr>
-                <w:sz w:val="17"/>
-              </w:rPr>
-              <w:t>PowerShell runs a script</w:t>
-            </w:r>
-          </w:p>
-        </w:tc>
-        <w:tc>
-          <w:tcPr>
-            <w:tcW w:w="1440" w:type="dxa"/>
-            <w:vAlign w:val="center"/>
-            <w:hideMark/>
-          </w:tcPr>
-          <w:p>
-            <w:pPr>
-              <w:spacing w:after="20" w:line="256" w:lineRule="auto"/>
-            </w:pPr>
-            <w:r>
-              <w:rPr>
-                <w:sz w:val="17"/>
-              </w:rPr>
-              <w:t>Execution</w:t>
-            </w:r>
-          </w:p>
-        </w:tc>
-        <w:tc>
-          <w:tcPr>
-            <w:tcW w:w="1800" w:type="dxa"/>
-            <w:vAlign w:val="center"/>
-            <w:hideMark/>
-          </w:tcPr>
-          <w:p>
-            <w:pPr>
-              <w:spacing w:after="20" w:line="256" w:lineRule="auto"/>
-            </w:pPr>
-            <w:r>
-              <w:rPr>
-                <w:sz w:val="17"/>
-              </w:rPr>
-              <w:t>PowerShell (T1059.001)</w:t>
-            </w:r>
-          </w:p>
-        </w:tc>
-        <w:tc>
-          <w:tcPr>
-            <w:tcW w:w="2592" w:type="dxa"/>
-            <w:vAlign w:val="center"/>
-            <w:hideMark/>
-          </w:tcPr>
-          <w:p>
-            <w:pPr>
-              <w:spacing w:after="20" w:line="256" w:lineRule="auto"/>
-            </w:pPr>
-            <w:r>
-              <w:rPr>
-                <w:sz w:val="17"/>
-              </w:rPr>
-              <w:t>Report explicitly describes PowerShell script execution.</w:t>
-            </w:r>
-          </w:p>
-        </w:tc>
-        <w:tc>
-          <w:tcPr>
-            <w:tcW w:w="2592" w:type="dxa"/>
-            <w:vAlign w:val="center"/>
-            <w:hideMark/>
-          </w:tcPr>
-          <w:p>
-            <w:pPr>
-              <w:spacing w:after="20" w:line="256" w:lineRule="auto"/>
-            </w:pPr>
-            <w:r>
-              <w:rPr>
-                <w:sz w:val="17"/>
-              </w:rPr>
-              <w:t>Process creation and PowerShell logging; examine command line and parent process.</w:t>
+            <w:tcW w:w="1835" w:type="dxa"/>
+            <w:vAlign w:val="center"/>
+          </w:tcPr>
+          <w:p>
+            <w:pPr>
+              <w:spacing w:after="35" w:line="220" w:lineRule="auto"/>
+            </w:pPr>
+            <w:r>
+              <w:rPr>
+                <w:rFonts w:ascii="Calibri" w:hAnsi="Calibri" w:cs="Calibri"/>
+                <w:sz w:val="17"/>
+              </w:rPr>
+              <w:t>5–15 POSTs to /%50SEMHUB/hub with a serialized Java object to verify whether the target is vulnerable.</w:t>
+            </w:r>
+          </w:p>
+        </w:tc>
+        <w:tc>
+          <w:tcPr>
+            <w:tcW w:w="1285" w:type="dxa"/>
+            <w:vAlign w:val="center"/>
+          </w:tcPr>
+          <w:p>
+            <w:pPr>
+              <w:spacing w:after="35" w:line="220" w:lineRule="auto"/>
+            </w:pPr>
+            <w:r>
+              <w:rPr>
+                <w:rFonts w:ascii="Calibri" w:hAnsi="Calibri" w:cs="Calibri"/>
+                <w:sz w:val="17"/>
+              </w:rPr>
+              <w:t>Reconnaissance</w:t>
+            </w:r>
+          </w:p>
+        </w:tc>
+        <w:tc>
+          <w:tcPr>
+            <w:tcW w:w="1670" w:type="dxa"/>
+            <w:vAlign w:val="center"/>
+          </w:tcPr>
+          <w:p>
+            <w:pPr>
+              <w:spacing w:after="35" w:line="220" w:lineRule="auto"/>
+            </w:pPr>
+            <w:r>
+              <w:rPr>
+                <w:rFonts w:ascii="Calibri" w:hAnsi="Calibri" w:cs="Calibri"/>
+                <w:sz w:val="17"/>
+              </w:rPr>
+              <w:t>Active Scanning: Vulnerability Scanning (T1595.002)</w:t>
+            </w:r>
+          </w:p>
+        </w:tc>
+        <w:tc>
+          <w:tcPr>
+            <w:tcW w:w="2420" w:type="dxa"/>
+            <w:vAlign w:val="center"/>
+          </w:tcPr>
+          <w:p>
+            <w:pPr>
+              <w:spacing w:after="35" w:line="220" w:lineRule="auto"/>
+            </w:pPr>
+            <w:r>
+              <w:rPr>
+                <w:rFonts w:ascii="Calibri" w:hAnsi="Calibri" w:cs="Calibri"/>
+                <w:sz w:val="17"/>
+              </w:rPr>
+              <w:t>Mandiant describes this repeated, non-disrup</w:t>
+            </w:r>
+            <w:r>
+              <w:rPr>
+                <w:rFonts w:ascii="Calibri" w:hAnsi="Calibri" w:cs="Calibri"/>
+                <w:sz w:val="17"/>
+              </w:rPr>
+              <w:t>tive request pattern as target verification before exploitation. It checks for a specific exploitable application condition. The report notes that validation may occur without follow-on activity, so the probe alone does not prove compromise.</w:t>
+            </w:r>
+          </w:p>
+        </w:tc>
+        <w:tc>
+          <w:tcPr>
+            <w:tcW w:w="2386" w:type="dxa"/>
+            <w:vAlign w:val="center"/>
+          </w:tcPr>
+          <w:p>
+            <w:pPr>
+              <w:spacing w:after="35" w:line="220" w:lineRule="auto"/>
+            </w:pPr>
+            <w:r>
+              <w:rPr>
+                <w:rFonts w:ascii="Calibri" w:hAnsi="Calibri" w:cs="Calibri"/>
+                <w:b/>
+                <w:sz w:val="17"/>
+              </w:rPr>
+              <w:t xml:space="preserve">Telemetry: </w:t>
+            </w:r>
+            <w:r>
+              <w:rPr>
+                <w:rFonts w:ascii="Calibri" w:hAnsi="Calibri" w:cs="Calibri"/>
+                <w:sz w:val="17"/>
+              </w:rPr>
+              <w:t>PIA/WebLogic, reverse-proxy and WAF access logs.</w:t>
+            </w:r>
+          </w:p>
+          <w:p>
+            <w:pPr>
+              <w:spacing w:after="35" w:line="220" w:lineRule="auto"/>
+            </w:pPr>
+            <w:r>
+              <w:rPr>
+                <w:rFonts w:ascii="Calibri" w:hAnsi="Calibri" w:cs="Calibri"/>
+                <w:b/>
+                <w:sz w:val="17"/>
+              </w:rPr>
+              <w:t xml:space="preserve">Tier 1: </w:t>
+            </w:r>
+            <w:r>
+              <w:rPr>
+                <w:rFonts w:ascii="Calibri" w:hAnsi="Calibri" w:cs="Calibri"/>
+                <w:sz w:val="17"/>
+              </w:rPr>
+              <w:t>Group repeated POSTs by source, host, URI and response; preserve both raw and normalized paths.</w:t>
+            </w:r>
+          </w:p>
+          <w:p>
+            <w:pPr>
+              <w:spacing w:after="35" w:line="220" w:lineRule="auto"/>
+            </w:pPr>
+            <w:r>
+              <w:rPr>
+                <w:rFonts w:ascii="Calibri" w:hAnsi="Calibri" w:cs="Calibri"/>
+                <w:b/>
+                <w:sz w:val="17"/>
+              </w:rPr>
+              <w:t xml:space="preserve">Tier 2: </w:t>
+            </w:r>
+            <w:r>
+              <w:rPr>
+                <w:rFonts w:ascii="Calibri" w:hAnsi="Calibri" w:cs="Calibri"/>
+                <w:sz w:val="17"/>
+              </w:rPr>
+              <w:t>Correlate with later shell processes or JSP writes; determine whether the host was only checked</w:t>
+            </w:r>
+            <w:r>
+              <w:rPr>
+                <w:rFonts w:ascii="Calibri" w:hAnsi="Calibri" w:cs="Calibri"/>
+                <w:sz w:val="17"/>
+              </w:rPr>
+              <w:t xml:space="preserve"> or later exploited.</w:t>
             </w:r>
           </w:p>
         </w:tc>
       </w:tr>
       <w:tr>
         <w:trPr>
+          <w:cantSplit/>
           <w:jc w:val="center"/>
         </w:trPr>
         <w:tc>
           <w:tcPr>
-            <w:tcW w:w="1800" w:type="dxa"/>
-            <w:vAlign w:val="center"/>
-            <w:hideMark/>
-          </w:tcPr>
-          <w:p>
-            <w:pPr>
-              <w:spacing w:after="20" w:line="256" w:lineRule="auto"/>
-            </w:pPr>
-            <w:r>
-              <w:rPr>
-                <w:sz w:val="17"/>
-              </w:rPr>
-              <w:t>Host runs ipconfig /all</w:t>
-            </w:r>
-          </w:p>
-        </w:tc>
-        <w:tc>
-          <w:tcPr>
-            <w:tcW w:w="1440" w:type="dxa"/>
-            <w:vAlign w:val="center"/>
-            <w:hideMark/>
-          </w:tcPr>
-          <w:p>
-            <w:pPr>
-              <w:spacing w:after="20" w:line="256" w:lineRule="auto"/>
-            </w:pPr>
-            <w:r>
-              <w:rPr>
-                <w:sz w:val="17"/>
-              </w:rPr>
-              <w:t>Discovery</w:t>
-            </w:r>
-          </w:p>
-        </w:tc>
-        <w:tc>
-          <w:tcPr>
-            <w:tcW w:w="1800" w:type="dxa"/>
-            <w:vAlign w:val="center"/>
-            <w:hideMark/>
-          </w:tcPr>
-          <w:p>
-            <w:pPr>
-              <w:spacing w:after="20" w:line="256" w:lineRule="auto"/>
-            </w:pPr>
-            <w:r>
-              <w:rPr>
-                <w:sz w:val="17"/>
-              </w:rPr>
-              <w:t>System Network Configuration Discovery (T1016)</w:t>
-            </w:r>
-          </w:p>
-        </w:tc>
-        <w:tc>
-          <w:tcPr>
-            <w:tcW w:w="2592" w:type="dxa"/>
-            <w:vAlign w:val="center"/>
-            <w:hideMark/>
-          </w:tcPr>
-          <w:p>
-            <w:pPr>
-              <w:spacing w:after="20" w:line="256" w:lineRule="auto"/>
-            </w:pPr>
-            <w:r>
-              <w:rPr>
-                <w:sz w:val="17"/>
-              </w:rPr>
-              <w:t>Report shows the command in the attack sequence.</w:t>
-            </w:r>
-          </w:p>
-        </w:tc>
-        <w:tc>
-          <w:tcPr>
-            <w:tcW w:w="2592" w:type="dxa"/>
-            <w:vAlign w:val="center"/>
-            <w:hideMark/>
-          </w:tcPr>
-          <w:p>
-            <w:pPr>
-              <w:spacing w:after="20" w:line="256" w:lineRule="auto"/>
-            </w:pPr>
-            <w:r>
-              <w:rPr>
-                <w:sz w:val="17"/>
-              </w:rPr>
-              <w:t>Process telemetry; correlate with preceding suspicious activity.</w:t>
+            <w:tcW w:w="1835" w:type="dxa"/>
+            <w:vAlign w:val="center"/>
+          </w:tcPr>
+          <w:p>
+            <w:pPr>
+              <w:spacing w:after="35" w:line="220" w:lineRule="auto"/>
+            </w:pPr>
+            <w:r>
+              <w:rPr>
+                <w:rFonts w:ascii="Calibri" w:hAnsi="Calibri" w:cs="Calibri"/>
+                <w:sz w:val="17"/>
+              </w:rPr>
+              <w:t>The request path uses /%50SEMHUB/ instead of the literal /PSEMHUB/ path to reach the vulnerable endpoint.</w:t>
+            </w:r>
+          </w:p>
+        </w:tc>
+        <w:tc>
+          <w:tcPr>
+            <w:tcW w:w="1285" w:type="dxa"/>
+            <w:vAlign w:val="center"/>
+          </w:tcPr>
+          <w:p>
+            <w:pPr>
+              <w:spacing w:after="35" w:line="220" w:lineRule="auto"/>
+            </w:pPr>
+            <w:r>
+              <w:rPr>
+                <w:rFonts w:ascii="Calibri" w:hAnsi="Calibri" w:cs="Calibri"/>
+                <w:sz w:val="17"/>
+              </w:rPr>
+              <w:t>Defense Evasion</w:t>
+            </w:r>
+          </w:p>
+        </w:tc>
+        <w:tc>
+          <w:tcPr>
+            <w:tcW w:w="1670" w:type="dxa"/>
+            <w:vAlign w:val="center"/>
+          </w:tcPr>
+          <w:p>
+            <w:pPr>
+              <w:spacing w:after="35" w:line="220" w:lineRule="auto"/>
+            </w:pPr>
+            <w:r>
+              <w:rPr>
+                <w:rFonts w:ascii="Calibri" w:hAnsi="Calibri" w:cs="Calibri"/>
+                <w:sz w:val="17"/>
+              </w:rPr>
+              <w:t>Obfuscated Files or Information (T1027)</w:t>
+            </w:r>
+          </w:p>
+        </w:tc>
+        <w:tc>
+          <w:tcPr>
+            <w:tcW w:w="2420" w:type="dxa"/>
+            <w:vAlign w:val="center"/>
+          </w:tcPr>
+          <w:p>
+            <w:pPr>
+              <w:spacing w:after="35" w:line="220" w:lineRule="auto"/>
+            </w:pPr>
+            <w:r>
+              <w:rPr>
+                <w:rFonts w:ascii="Calibri" w:hAnsi="Calibri" w:cs="Calibri"/>
+                <w:sz w:val="17"/>
+              </w:rPr>
+              <w:t>The report says percent-encoding P bypassed string-based WAF matching wh</w:t>
+            </w:r>
+            <w:r>
+              <w:rPr>
+                <w:rFonts w:ascii="Calibri" w:hAnsi="Calibri" w:cs="Calibri"/>
+                <w:sz w:val="17"/>
+              </w:rPr>
+              <w:t>ile WebLogic decoded and routed the path. Its ATT&amp;CK summary maps this behavior to T1027. No narrower sub-technique is assigned because the observed encoding is in a URI path, not a command or file.</w:t>
+            </w:r>
+          </w:p>
+        </w:tc>
+        <w:tc>
+          <w:tcPr>
+            <w:tcW w:w="2386" w:type="dxa"/>
+            <w:vAlign w:val="center"/>
+          </w:tcPr>
+          <w:p>
+            <w:pPr>
+              <w:spacing w:after="35" w:line="220" w:lineRule="auto"/>
+            </w:pPr>
+            <w:r>
+              <w:rPr>
+                <w:rFonts w:ascii="Calibri" w:hAnsi="Calibri" w:cs="Calibri"/>
+                <w:b/>
+                <w:sz w:val="17"/>
+              </w:rPr>
+              <w:t xml:space="preserve">Telemetry: </w:t>
+            </w:r>
+            <w:r>
+              <w:rPr>
+                <w:rFonts w:ascii="Calibri" w:hAnsi="Calibri" w:cs="Calibri"/>
+                <w:sz w:val="17"/>
+              </w:rPr>
+              <w:t>WAF/reverse-proxy logs and WebLogic access log</w:t>
+            </w:r>
+            <w:r>
+              <w:rPr>
+                <w:rFonts w:ascii="Calibri" w:hAnsi="Calibri" w:cs="Calibri"/>
+                <w:sz w:val="17"/>
+              </w:rPr>
+              <w:t>s.</w:t>
+            </w:r>
+          </w:p>
+          <w:p>
+            <w:pPr>
+              <w:spacing w:after="35" w:line="220" w:lineRule="auto"/>
+            </w:pPr>
+            <w:r>
+              <w:rPr>
+                <w:rFonts w:ascii="Calibri" w:hAnsi="Calibri" w:cs="Calibri"/>
+                <w:b/>
+                <w:sz w:val="17"/>
+              </w:rPr>
+              <w:t xml:space="preserve">Tier 1: </w:t>
+            </w:r>
+            <w:r>
+              <w:rPr>
+                <w:rFonts w:ascii="Calibri" w:hAnsi="Calibri" w:cs="Calibri"/>
+                <w:sz w:val="17"/>
+              </w:rPr>
+              <w:t>Compare raw and normalized URI, method and response; flag encoded PSEMHUB variants.</w:t>
+            </w:r>
+          </w:p>
+          <w:p>
+            <w:pPr>
+              <w:spacing w:after="35" w:line="220" w:lineRule="auto"/>
+            </w:pPr>
+            <w:r>
+              <w:rPr>
+                <w:rFonts w:ascii="Calibri" w:hAnsi="Calibri" w:cs="Calibri"/>
+                <w:b/>
+                <w:sz w:val="17"/>
+              </w:rPr>
+              <w:t xml:space="preserve">Tier 2: </w:t>
+            </w:r>
+            <w:r>
+              <w:rPr>
+                <w:rFonts w:ascii="Calibri" w:hAnsi="Calibri" w:cs="Calibri"/>
+                <w:sz w:val="17"/>
+              </w:rPr>
+              <w:t>Correlate requests with servlet activity and assess whether path normalization allowed the request past the WAF.</w:t>
             </w:r>
           </w:p>
         </w:tc>
       </w:tr>
       <w:tr>
         <w:trPr>
+          <w:cantSplit/>
           <w:jc w:val="center"/>
         </w:trPr>
         <w:tc>
           <w:tcPr>
-            <w:tcW w:w="1800" w:type="dxa"/>
-            <w:vAlign w:val="center"/>
-            <w:hideMark/>
-          </w:tcPr>
-          <w:p>
-            <w:pPr>
-              <w:spacing w:after="20" w:line="256" w:lineRule="auto"/>
-            </w:pPr>
-            <w:r>
-              <w:rPr>
-                <w:sz w:val="17"/>
-              </w:rPr>
-              <w:t>[Add report behavior]</w:t>
-            </w:r>
-          </w:p>
-        </w:tc>
-        <w:tc>
-          <w:tcPr>
-            <w:tcW w:w="1440" w:type="dxa"/>
-            <w:vAlign w:val="center"/>
-            <w:hideMark/>
-          </w:tcPr>
-          <w:p>
-            <w:pPr>
-              <w:spacing w:after="20" w:line="256" w:lineRule="auto"/>
-            </w:pPr>
-            <w:r>
-              <w:rPr>
-                <w:sz w:val="17"/>
-              </w:rPr>
-              <w:t>[Tactic]</w:t>
-            </w:r>
-          </w:p>
-        </w:tc>
-        <w:tc>
-          <w:tcPr>
-            <w:tcW w:w="1800" w:type="dxa"/>
-            <w:vAlign w:val="center"/>
-            <w:hideMark/>
-          </w:tcPr>
-          <w:p>
-            <w:pPr>
-              <w:spacing w:after="20" w:line="256" w:lineRule="auto"/>
-            </w:pPr>
-            <w:r>
-              <w:rPr>
-                <w:sz w:val="17"/>
-              </w:rPr>
-              <w:t>[Technique / ID]</w:t>
-            </w:r>
-          </w:p>
-        </w:tc>
-        <w:tc>
-          <w:tcPr>
-            <w:tcW w:w="2592" w:type="dxa"/>
-            <w:vAlign w:val="center"/>
-            <w:hideMark/>
-          </w:tcPr>
-          <w:p>
-            <w:pPr>
-              <w:spacing w:after="20" w:line="256" w:lineRule="auto"/>
-            </w:pPr>
-            <w:r>
-              <w:rPr>
-                <w:sz w:val="17"/>
-              </w:rPr>
-              <w:t>[Source passage + reason]</w:t>
-            </w:r>
-          </w:p>
-        </w:tc>
-        <w:tc>
-          <w:tcPr>
-            <w:tcW w:w="2592" w:type="dxa"/>
-            <w:vAlign w:val="center"/>
-            <w:hideMark/>
-          </w:tcPr>
-          <w:p>
-            <w:pPr>
-              <w:spacing w:after="20" w:line="256" w:lineRule="auto"/>
-            </w:pPr>
-            <w:r>
-              <w:rPr>
-                <w:sz w:val="17"/>
-              </w:rPr>
-              <w:t>[Relevant evidence / next step]</w:t>
+            <w:tcW w:w="1835" w:type="dxa"/>
+            <w:vAlign w:val="center"/>
+          </w:tcPr>
+          <w:p>
+            <w:pPr>
+              <w:spacing w:after="35" w:line="220" w:lineRule="auto"/>
+            </w:pPr>
+            <w:r>
+              <w:rPr>
+                <w:rFonts w:ascii="Calibri" w:hAnsi="Calibri" w:cs="Calibri"/>
+                <w:sz w:val="17"/>
+              </w:rPr>
+              <w:lastRenderedPageBreak/>
+              <w:t>An external request exploits CVE-2026-3</w:t>
+            </w:r>
+            <w:r>
+              <w:rPr>
+                <w:rFonts w:ascii="Calibri" w:hAnsi="Calibri" w:cs="Calibri"/>
+                <w:sz w:val="17"/>
+              </w:rPr>
+              <w:t>5273 in PSEMHUB; the WebLogic Java process can spawn cmd.exe or /bin/sh and return command output without writing a file.</w:t>
+            </w:r>
+          </w:p>
+        </w:tc>
+        <w:tc>
+          <w:tcPr>
+            <w:tcW w:w="1285" w:type="dxa"/>
+            <w:vAlign w:val="center"/>
+          </w:tcPr>
+          <w:p>
+            <w:pPr>
+              <w:spacing w:after="35" w:line="220" w:lineRule="auto"/>
+            </w:pPr>
+            <w:r>
+              <w:rPr>
+                <w:rFonts w:ascii="Calibri" w:hAnsi="Calibri" w:cs="Calibri"/>
+                <w:sz w:val="17"/>
+              </w:rPr>
+              <w:t>Initial Access; Execution</w:t>
+            </w:r>
+          </w:p>
+        </w:tc>
+        <w:tc>
+          <w:tcPr>
+            <w:tcW w:w="1670" w:type="dxa"/>
+            <w:vAlign w:val="center"/>
+          </w:tcPr>
+          <w:p>
+            <w:pPr>
+              <w:spacing w:after="35" w:line="220" w:lineRule="auto"/>
+            </w:pPr>
+            <w:r>
+              <w:rPr>
+                <w:rFonts w:ascii="Calibri" w:hAnsi="Calibri" w:cs="Calibri"/>
+                <w:sz w:val="17"/>
+              </w:rPr>
+              <w:t>Exploit Public-Facing Application (T1190)</w:t>
+            </w:r>
+          </w:p>
+          <w:p>
+            <w:pPr>
+              <w:spacing w:after="35" w:line="220" w:lineRule="auto"/>
+            </w:pPr>
+            <w:r>
+              <w:rPr>
+                <w:rFonts w:ascii="Calibri" w:hAnsi="Calibri" w:cs="Calibri"/>
+                <w:sz w:val="17"/>
+              </w:rPr>
+              <w:t>Command and Scripting Interpreter: Windows Command Shell (T1059.00</w:t>
+            </w:r>
+            <w:r>
+              <w:rPr>
+                <w:rFonts w:ascii="Calibri" w:hAnsi="Calibri" w:cs="Calibri"/>
+                <w:sz w:val="17"/>
+              </w:rPr>
+              <w:t>3)</w:t>
+            </w:r>
+          </w:p>
+          <w:p>
+            <w:pPr>
+              <w:spacing w:after="35" w:line="220" w:lineRule="auto"/>
+            </w:pPr>
+            <w:r>
+              <w:rPr>
+                <w:rFonts w:ascii="Calibri" w:hAnsi="Calibri" w:cs="Calibri"/>
+                <w:sz w:val="17"/>
+              </w:rPr>
+              <w:t>Command and Scripting Interpreter: Unix Shell (T1059.004)</w:t>
+            </w:r>
+          </w:p>
+        </w:tc>
+        <w:tc>
+          <w:tcPr>
+            <w:tcW w:w="2420" w:type="dxa"/>
+            <w:vAlign w:val="center"/>
+          </w:tcPr>
+          <w:p>
+            <w:pPr>
+              <w:spacing w:after="35" w:line="220" w:lineRule="auto"/>
+            </w:pPr>
+            <w:r>
+              <w:rPr>
+                <w:rFonts w:ascii="Calibri" w:hAnsi="Calibri" w:cs="Calibri"/>
+                <w:sz w:val="17"/>
+              </w:rPr>
+              <w:t>The report identifies the public-facing PSEMHUB servlet and Java deserialization exploit. It separately describes fileless command execution and names the Windows and Unix shell children of WebLo</w:t>
+            </w:r>
+            <w:r>
+              <w:rPr>
+                <w:rFonts w:ascii="Calibri" w:hAnsi="Calibri" w:cs="Calibri"/>
+                <w:sz w:val="17"/>
+              </w:rPr>
+              <w:t>gic, supporting the platform-specific sub-techniques.</w:t>
+            </w:r>
+          </w:p>
+        </w:tc>
+        <w:tc>
+          <w:tcPr>
+            <w:tcW w:w="2386" w:type="dxa"/>
+            <w:vAlign w:val="center"/>
+          </w:tcPr>
+          <w:p>
+            <w:pPr>
+              <w:spacing w:after="35" w:line="220" w:lineRule="auto"/>
+            </w:pPr>
+            <w:r>
+              <w:rPr>
+                <w:rFonts w:ascii="Calibri" w:hAnsi="Calibri" w:cs="Calibri"/>
+                <w:b/>
+                <w:sz w:val="17"/>
+              </w:rPr>
+              <w:t xml:space="preserve">Telemetry: </w:t>
+            </w:r>
+            <w:r>
+              <w:rPr>
+                <w:rFonts w:ascii="Calibri" w:hAnsi="Calibri" w:cs="Calibri"/>
+                <w:sz w:val="17"/>
+              </w:rPr>
+              <w:t>EDR process-creation events, Sysmon Event ID 1, Linux auditd/eBPF, and WebLogic logs.</w:t>
+            </w:r>
+          </w:p>
+          <w:p>
+            <w:pPr>
+              <w:spacing w:after="35" w:line="220" w:lineRule="auto"/>
+            </w:pPr>
+            <w:r>
+              <w:rPr>
+                <w:rFonts w:ascii="Calibri" w:hAnsi="Calibri" w:cs="Calibri"/>
+                <w:b/>
+                <w:sz w:val="17"/>
+              </w:rPr>
+              <w:t xml:space="preserve">Tier 1: </w:t>
+            </w:r>
+            <w:r>
+              <w:rPr>
+                <w:rFonts w:ascii="Calibri" w:hAnsi="Calibri" w:cs="Calibri"/>
+                <w:sz w:val="17"/>
+              </w:rPr>
+              <w:t>Triage WebLogic/JVM-to-cmd.exe or /bin/sh parent-child chains, command line, user and timestamp.</w:t>
+            </w:r>
+          </w:p>
+          <w:p>
+            <w:pPr>
+              <w:spacing w:after="35" w:line="220" w:lineRule="auto"/>
+            </w:pPr>
+            <w:r>
+              <w:rPr>
+                <w:rFonts w:ascii="Calibri" w:hAnsi="Calibri" w:cs="Calibri"/>
+                <w:b/>
+                <w:sz w:val="17"/>
+              </w:rPr>
+              <w:t xml:space="preserve">Tier 2: </w:t>
+            </w:r>
+            <w:r>
+              <w:rPr>
+                <w:rFonts w:ascii="Calibri" w:hAnsi="Calibri" w:cs="Calibri"/>
+                <w:sz w:val="17"/>
+              </w:rPr>
+              <w:t>Align process starts with POST /hub requests and responses; reconstruct commands, scope affected nodes and distinguish approved administration.</w:t>
+            </w:r>
+          </w:p>
+        </w:tc>
+      </w:tr>
+      <w:tr>
+        <w:trPr>
+          <w:cantSplit/>
+          <w:jc w:val="center"/>
+        </w:trPr>
+        <w:tc>
+          <w:tcPr>
+            <w:tcW w:w="1835" w:type="dxa"/>
+            <w:vAlign w:val="center"/>
+          </w:tcPr>
+          <w:p>
+            <w:pPr>
+              <w:spacing w:after="35" w:line="220" w:lineRule="auto"/>
+            </w:pPr>
+            <w:r>
+              <w:rPr>
+                <w:rFonts w:ascii="Calibri" w:hAnsi="Calibri" w:cs="Calibri"/>
+                <w:sz w:val="17"/>
+              </w:rPr>
+              <w:t>Unexpected x.jsp and u.jsp web shells are written into the PSEMHUB.war directory.</w:t>
+            </w:r>
+          </w:p>
+        </w:tc>
+        <w:tc>
+          <w:tcPr>
+            <w:tcW w:w="1285" w:type="dxa"/>
+            <w:vAlign w:val="center"/>
+          </w:tcPr>
+          <w:p>
+            <w:pPr>
+              <w:spacing w:after="35" w:line="220" w:lineRule="auto"/>
+            </w:pPr>
+            <w:r>
+              <w:rPr>
+                <w:rFonts w:ascii="Calibri" w:hAnsi="Calibri" w:cs="Calibri"/>
+                <w:sz w:val="17"/>
+              </w:rPr>
+              <w:t>Persistence</w:t>
+            </w:r>
+          </w:p>
+        </w:tc>
+        <w:tc>
+          <w:tcPr>
+            <w:tcW w:w="1670" w:type="dxa"/>
+            <w:vAlign w:val="center"/>
+          </w:tcPr>
+          <w:p>
+            <w:pPr>
+              <w:spacing w:after="35" w:line="220" w:lineRule="auto"/>
+            </w:pPr>
+            <w:r>
+              <w:rPr>
+                <w:rFonts w:ascii="Calibri" w:hAnsi="Calibri" w:cs="Calibri"/>
+                <w:sz w:val="17"/>
+              </w:rPr>
+              <w:t>Server So</w:t>
+            </w:r>
+            <w:r>
+              <w:rPr>
+                <w:rFonts w:ascii="Calibri" w:hAnsi="Calibri" w:cs="Calibri"/>
+                <w:sz w:val="17"/>
+              </w:rPr>
+              <w:t>ftware Component: Web Shell (T1505.003)</w:t>
+            </w:r>
+          </w:p>
+        </w:tc>
+        <w:tc>
+          <w:tcPr>
+            <w:tcW w:w="2420" w:type="dxa"/>
+            <w:vAlign w:val="center"/>
+          </w:tcPr>
+          <w:p>
+            <w:pPr>
+              <w:spacing w:after="35" w:line="220" w:lineRule="auto"/>
+            </w:pPr>
+            <w:r>
+              <w:rPr>
+                <w:rFonts w:ascii="Calibri" w:hAnsi="Calibri" w:cs="Calibri"/>
+                <w:sz w:val="17"/>
+              </w:rPr>
+              <w:t>Mandiant names x.jsp and u.jsp as deployed web shells and describes their remote command and file-handling functions. A server-side script placed in an exposed web directory is a direct match; no additional persisten</w:t>
+            </w:r>
+            <w:r>
+              <w:rPr>
+                <w:rFonts w:ascii="Calibri" w:hAnsi="Calibri" w:cs="Calibri"/>
+                <w:sz w:val="17"/>
+              </w:rPr>
+              <w:t>ce sub-technique is needed.</w:t>
+            </w:r>
+          </w:p>
+        </w:tc>
+        <w:tc>
+          <w:tcPr>
+            <w:tcW w:w="2386" w:type="dxa"/>
+            <w:vAlign w:val="center"/>
+          </w:tcPr>
+          <w:p>
+            <w:pPr>
+              <w:spacing w:after="35" w:line="220" w:lineRule="auto"/>
+            </w:pPr>
+            <w:r>
+              <w:rPr>
+                <w:rFonts w:ascii="Calibri" w:hAnsi="Calibri" w:cs="Calibri"/>
+                <w:b/>
+                <w:sz w:val="17"/>
+              </w:rPr>
+              <w:t xml:space="preserve">Telemetry: </w:t>
+            </w:r>
+            <w:r>
+              <w:rPr>
+                <w:rFonts w:ascii="Calibri" w:hAnsi="Calibri" w:cs="Calibri"/>
+                <w:sz w:val="17"/>
+              </w:rPr>
+              <w:t>EDR/file-integrity events and WebLogic access logs.</w:t>
+            </w:r>
+          </w:p>
+          <w:p>
+            <w:pPr>
+              <w:spacing w:after="35" w:line="220" w:lineRule="auto"/>
+            </w:pPr>
+            <w:r>
+              <w:rPr>
+                <w:rFonts w:ascii="Calibri" w:hAnsi="Calibri" w:cs="Calibri"/>
+                <w:b/>
+                <w:sz w:val="17"/>
+              </w:rPr>
+              <w:t xml:space="preserve">Tier 1: </w:t>
+            </w:r>
+            <w:r>
+              <w:rPr>
+                <w:rFonts w:ascii="Calibri" w:hAnsi="Calibri" w:cs="Calibri"/>
+                <w:sz w:val="17"/>
+              </w:rPr>
+              <w:t>Identify new or modified JSP files, timestamps, hashes and requests to them; compare with the shipped baseline.</w:t>
+            </w:r>
+          </w:p>
+          <w:p>
+            <w:pPr>
+              <w:spacing w:after="35" w:line="220" w:lineRule="auto"/>
+            </w:pPr>
+            <w:r>
+              <w:rPr>
+                <w:rFonts w:ascii="Calibri" w:hAnsi="Calibri" w:cs="Calibri"/>
+                <w:b/>
+                <w:sz w:val="17"/>
+              </w:rPr>
+              <w:t xml:space="preserve">Tier 2: </w:t>
+            </w:r>
+            <w:r>
+              <w:rPr>
+                <w:rFonts w:ascii="Calibri" w:hAnsi="Calibri" w:cs="Calibri"/>
+                <w:sz w:val="17"/>
+              </w:rPr>
+              <w:t>Inspect content and writer process/ac</w:t>
+            </w:r>
+            <w:r>
+              <w:rPr>
+                <w:rFonts w:ascii="Calibri" w:hAnsi="Calibri" w:cs="Calibri"/>
+                <w:sz w:val="17"/>
+              </w:rPr>
+              <w:t>count, correlate with exploit traffic, check every load-balanced node and preserve evidence.</w:t>
+            </w:r>
+          </w:p>
+        </w:tc>
+      </w:tr>
+      <w:tr>
+        <w:trPr>
+          <w:cantSplit/>
+          <w:jc w:val="center"/>
+        </w:trPr>
+        <w:tc>
+          <w:tcPr>
+            <w:tcW w:w="1835" w:type="dxa"/>
+            <w:vAlign w:val="center"/>
+          </w:tcPr>
+          <w:p>
+            <w:pPr>
+              <w:spacing w:after="35" w:line="220" w:lineRule="auto"/>
+            </w:pPr>
+            <w:bookmarkStart w:id="0" w:name="_GoBack" w:colFirst="1" w:colLast="1"/>
+            <w:r>
+              <w:rPr>
+                <w:rFonts w:ascii="Calibri" w:hAnsi="Calibri" w:cs="Calibri"/>
+                <w:sz w:val="17"/>
+              </w:rPr>
+              <w:t>Post-exploitation commands include hostname, uname -a, whoami/id and tasklist to learn host, user and running-process information.</w:t>
+            </w:r>
+          </w:p>
+        </w:tc>
+        <w:tc>
+          <w:tcPr>
+            <w:tcW w:w="1285" w:type="dxa"/>
+            <w:vAlign w:val="center"/>
+          </w:tcPr>
+          <w:p>
+            <w:pPr>
+              <w:spacing w:after="35" w:line="220" w:lineRule="auto"/>
+            </w:pPr>
+            <w:r>
+              <w:rPr>
+                <w:rFonts w:ascii="Calibri" w:hAnsi="Calibri" w:cs="Calibri"/>
+                <w:sz w:val="17"/>
+              </w:rPr>
+              <w:t>Discovery</w:t>
+            </w:r>
+          </w:p>
+        </w:tc>
+        <w:tc>
+          <w:tcPr>
+            <w:tcW w:w="1670" w:type="dxa"/>
+            <w:vAlign w:val="center"/>
+          </w:tcPr>
+          <w:p>
+            <w:pPr>
+              <w:spacing w:after="35" w:line="220" w:lineRule="auto"/>
+            </w:pPr>
+            <w:r>
+              <w:rPr>
+                <w:rFonts w:ascii="Calibri" w:hAnsi="Calibri" w:cs="Calibri"/>
+                <w:sz w:val="17"/>
+              </w:rPr>
+              <w:t>System Information Di</w:t>
+            </w:r>
+            <w:r>
+              <w:rPr>
+                <w:rFonts w:ascii="Calibri" w:hAnsi="Calibri" w:cs="Calibri"/>
+                <w:sz w:val="17"/>
+              </w:rPr>
+              <w:t>scovery (T1082)</w:t>
+            </w:r>
+          </w:p>
+          <w:p>
+            <w:pPr>
+              <w:spacing w:after="35" w:line="220" w:lineRule="auto"/>
+            </w:pPr>
+            <w:r>
+              <w:rPr>
+                <w:rFonts w:ascii="Calibri" w:hAnsi="Calibri" w:cs="Calibri"/>
+                <w:sz w:val="17"/>
+              </w:rPr>
+              <w:t>System Owner/User Discovery (T1033)</w:t>
+            </w:r>
+          </w:p>
+          <w:p>
+            <w:pPr>
+              <w:spacing w:after="35" w:line="220" w:lineRule="auto"/>
+            </w:pPr>
+            <w:r>
+              <w:rPr>
+                <w:rFonts w:ascii="Calibri" w:hAnsi="Calibri" w:cs="Calibri"/>
+                <w:sz w:val="17"/>
+              </w:rPr>
+              <w:t>Process Discovery (T1057)</w:t>
+            </w:r>
+          </w:p>
+        </w:tc>
+        <w:tc>
+          <w:tcPr>
+            <w:tcW w:w="2420" w:type="dxa"/>
+            <w:vAlign w:val="center"/>
+          </w:tcPr>
+          <w:p>
+            <w:pPr>
+              <w:spacing w:after="35" w:line="220" w:lineRule="auto"/>
+            </w:pPr>
+            <w:r>
+              <w:rPr>
+                <w:rFonts w:ascii="Calibri" w:hAnsi="Calibri" w:cs="Calibri"/>
+                <w:sz w:val="17"/>
+              </w:rPr>
+              <w:t xml:space="preserve">The article explicitly lists the commands: hostname/uname -a for system details, whoami/id for the active identity, and tasklist to verify running processes. Each ID maps to a </w:t>
+            </w:r>
+            <w:r>
+              <w:rPr>
+                <w:rFonts w:ascii="Calibri" w:hAnsi="Calibri" w:cs="Calibri"/>
+                <w:sz w:val="17"/>
+              </w:rPr>
+              <w:t>reported command category.</w:t>
+            </w:r>
+          </w:p>
+        </w:tc>
+        <w:tc>
+          <w:tcPr>
+            <w:tcW w:w="2386" w:type="dxa"/>
+            <w:vAlign w:val="center"/>
+          </w:tcPr>
+          <w:p>
+            <w:pPr>
+              <w:spacing w:after="35" w:line="220" w:lineRule="auto"/>
+            </w:pPr>
+            <w:r>
+              <w:rPr>
+                <w:rFonts w:ascii="Calibri" w:hAnsi="Calibri" w:cs="Calibri"/>
+                <w:b/>
+                <w:sz w:val="17"/>
+              </w:rPr>
+              <w:t xml:space="preserve">Telemetry: </w:t>
+            </w:r>
+            <w:r>
+              <w:rPr>
+                <w:rFonts w:ascii="Calibri" w:hAnsi="Calibri" w:cs="Calibri"/>
+                <w:sz w:val="17"/>
+              </w:rPr>
+              <w:t>EDR process command lines, Sysmon Event ID 1, Linux auditd and web-shell access logs.</w:t>
+            </w:r>
+          </w:p>
+          <w:p>
+            <w:pPr>
+              <w:spacing w:after="35" w:line="220" w:lineRule="auto"/>
+            </w:pPr>
+            <w:r>
+              <w:rPr>
+                <w:rFonts w:ascii="Calibri" w:hAnsi="Calibri" w:cs="Calibri"/>
+                <w:b/>
+                <w:sz w:val="17"/>
+              </w:rPr>
+              <w:t xml:space="preserve">Tier 1: </w:t>
+            </w:r>
+            <w:r>
+              <w:rPr>
+                <w:rFonts w:ascii="Calibri" w:hAnsi="Calibri" w:cs="Calibri"/>
+                <w:sz w:val="17"/>
+              </w:rPr>
+              <w:t>Flag enumeration commands launched by WebLogic/web-shell processes; record account, host and time.</w:t>
+            </w:r>
+          </w:p>
+          <w:p>
+            <w:pPr>
+              <w:spacing w:after="35" w:line="220" w:lineRule="auto"/>
+            </w:pPr>
+            <w:r>
+              <w:rPr>
+                <w:rFonts w:ascii="Calibri" w:hAnsi="Calibri" w:cs="Calibri"/>
+                <w:b/>
+                <w:sz w:val="17"/>
+              </w:rPr>
+              <w:t xml:space="preserve">Tier 2: </w:t>
+            </w:r>
+            <w:r>
+              <w:rPr>
+                <w:rFonts w:ascii="Calibri" w:hAnsi="Calibri" w:cs="Calibri"/>
+                <w:sz w:val="17"/>
+              </w:rPr>
+              <w:t>Correlate with fi</w:t>
+            </w:r>
+            <w:r>
+              <w:rPr>
+                <w:rFonts w:ascii="Calibri" w:hAnsi="Calibri" w:cs="Calibri"/>
+                <w:sz w:val="17"/>
+              </w:rPr>
+              <w:t>le writes and outbound activity, review root/SYSTEM context and compare with expected admin baselines.</w:t>
+            </w:r>
+          </w:p>
+        </w:tc>
+      </w:tr>
+      <w:bookmarkEnd w:id="0"/>
+      <w:tr>
+        <w:trPr>
+          <w:cantSplit/>
+          <w:jc w:val="center"/>
+        </w:trPr>
+        <w:tc>
+          <w:tcPr>
+            <w:tcW w:w="1835" w:type="dxa"/>
+            <w:vAlign w:val="center"/>
+          </w:tcPr>
+          <w:p>
+            <w:pPr>
+              <w:spacing w:after="35" w:line="220" w:lineRule="auto"/>
+            </w:pPr>
+            <w:r>
+              <w:rPr>
+                <w:rFonts w:ascii="Calibri" w:hAnsi="Calibri" w:cs="Calibri"/>
+                <w:sz w:val="17"/>
+              </w:rPr>
+              <w:t>Neo-ReGeorg provides SOCKS5 tunneling over HTTP/S through the PeopleSoft host; MeshAgent is deployed for interactive remote management.</w:t>
+            </w:r>
+          </w:p>
+        </w:tc>
+        <w:tc>
+          <w:tcPr>
+            <w:tcW w:w="1285" w:type="dxa"/>
+            <w:vAlign w:val="center"/>
+          </w:tcPr>
+          <w:p>
+            <w:pPr>
+              <w:spacing w:after="35" w:line="220" w:lineRule="auto"/>
+            </w:pPr>
+            <w:r>
+              <w:rPr>
+                <w:rFonts w:ascii="Calibri" w:hAnsi="Calibri" w:cs="Calibri"/>
+                <w:sz w:val="17"/>
+              </w:rPr>
+              <w:t>Command and Cont</w:t>
+            </w:r>
+            <w:r>
+              <w:rPr>
+                <w:rFonts w:ascii="Calibri" w:hAnsi="Calibri" w:cs="Calibri"/>
+                <w:sz w:val="17"/>
+              </w:rPr>
+              <w:t>rol</w:t>
+            </w:r>
+          </w:p>
+        </w:tc>
+        <w:tc>
+          <w:tcPr>
+            <w:tcW w:w="1670" w:type="dxa"/>
+            <w:vAlign w:val="center"/>
+          </w:tcPr>
+          <w:p>
+            <w:pPr>
+              <w:spacing w:after="35" w:line="220" w:lineRule="auto"/>
+            </w:pPr>
+            <w:r>
+              <w:rPr>
+                <w:rFonts w:ascii="Calibri" w:hAnsi="Calibri" w:cs="Calibri"/>
+                <w:sz w:val="17"/>
+              </w:rPr>
+              <w:t>Proxy: Internal Proxy (T1090.001)</w:t>
+            </w:r>
+          </w:p>
+          <w:p>
+            <w:pPr>
+              <w:spacing w:after="35" w:line="220" w:lineRule="auto"/>
+            </w:pPr>
+            <w:r>
+              <w:rPr>
+                <w:rFonts w:ascii="Calibri" w:hAnsi="Calibri" w:cs="Calibri"/>
+                <w:sz w:val="17"/>
+              </w:rPr>
+              <w:t>Remote Access Tools (T1219)</w:t>
+            </w:r>
+          </w:p>
+        </w:tc>
+        <w:tc>
+          <w:tcPr>
+            <w:tcW w:w="2420" w:type="dxa"/>
+            <w:vAlign w:val="center"/>
+          </w:tcPr>
+          <w:p>
+            <w:pPr>
+              <w:spacing w:after="35" w:line="220" w:lineRule="auto"/>
+            </w:pPr>
+            <w:r>
+              <w:rPr>
+                <w:rFonts w:ascii="Calibri" w:hAnsi="Calibri" w:cs="Calibri"/>
+                <w:sz w:val="17"/>
+              </w:rPr>
+              <w:t xml:space="preserve">The report says Neo-ReGeorg routes SOCKS5 traffic through HTTP/S and the compromised web tier for internal discovery/lateral movement, supporting Internal Proxy. It identifies MeshAgent as </w:t>
+            </w:r>
+            <w:r>
+              <w:rPr>
+                <w:rFonts w:ascii="Calibri" w:hAnsi="Calibri" w:cs="Calibri"/>
+                <w:sz w:val="17"/>
+              </w:rPr>
+              <w:t>RMM used to maintain interactive access; the broader T1219 mapping is used without a narrower sub-technique.</w:t>
+            </w:r>
+          </w:p>
+        </w:tc>
+        <w:tc>
+          <w:tcPr>
+            <w:tcW w:w="2386" w:type="dxa"/>
+            <w:vAlign w:val="center"/>
+          </w:tcPr>
+          <w:p>
+            <w:pPr>
+              <w:spacing w:after="35" w:line="220" w:lineRule="auto"/>
+            </w:pPr>
+            <w:r>
+              <w:rPr>
+                <w:rFonts w:ascii="Calibri" w:hAnsi="Calibri" w:cs="Calibri"/>
+                <w:b/>
+                <w:sz w:val="17"/>
+              </w:rPr>
+              <w:t xml:space="preserve">Telemetry: </w:t>
+            </w:r>
+            <w:r>
+              <w:rPr>
+                <w:rFonts w:ascii="Calibri" w:hAnsi="Calibri" w:cs="Calibri"/>
+                <w:sz w:val="17"/>
+              </w:rPr>
+              <w:t>Proxy/DNS/firewall/NetFlow and EDR file, process and network events.</w:t>
+            </w:r>
+          </w:p>
+          <w:p>
+            <w:pPr>
+              <w:spacing w:after="35" w:line="220" w:lineRule="auto"/>
+            </w:pPr>
+            <w:r>
+              <w:rPr>
+                <w:rFonts w:ascii="Calibri" w:hAnsi="Calibri" w:cs="Calibri"/>
+                <w:b/>
+                <w:sz w:val="17"/>
+              </w:rPr>
+              <w:t xml:space="preserve">Tier 1: </w:t>
+            </w:r>
+            <w:r>
+              <w:rPr>
+                <w:rFonts w:ascii="Calibri" w:hAnsi="Calibri" w:cs="Calibri"/>
+                <w:sz w:val="17"/>
+              </w:rPr>
+              <w:t>Check for tunnel JSPs, MeshAgent files/processes and outbou</w:t>
+            </w:r>
+            <w:r>
+              <w:rPr>
+                <w:rFonts w:ascii="Calibri" w:hAnsi="Calibri" w:cs="Calibri"/>
+                <w:sz w:val="17"/>
+              </w:rPr>
+              <w:t>nd connections to report indicators; record parent process and destinations.</w:t>
+            </w:r>
+          </w:p>
+          <w:p>
+            <w:pPr>
+              <w:spacing w:after="35" w:line="220" w:lineRule="auto"/>
+            </w:pPr>
+            <w:r>
+              <w:rPr>
+                <w:rFonts w:ascii="Calibri" w:hAnsi="Calibri" w:cs="Calibri"/>
+                <w:b/>
+                <w:sz w:val="17"/>
+              </w:rPr>
+              <w:t xml:space="preserve">Tier 2: </w:t>
+            </w:r>
+            <w:r>
+              <w:rPr>
+                <w:rFonts w:ascii="Calibri" w:hAnsi="Calibri" w:cs="Calibri"/>
+                <w:sz w:val="17"/>
+              </w:rPr>
+              <w:t>Map proxied internal destinations and sessions; investigate MeshCentral/WebSocket traffic and verify whether the RMM use was authorized.</w:t>
             </w:r>
           </w:p>
         </w:tc>
@@ -832,7 +1670,7 @@
 </file>
 
 <file path=word/numbering.xml><?xml version="1.0" encoding="utf-8"?>
-<w:numbering xmlns:wpc="http://schemas.microsoft.com/office/word/2010/wordprocessingCanvas" xmlns:cx="http://schemas.microsoft.com/office/drawing/2014/chartex" xmlns:cx1="http://schemas.microsoft.com/office/drawing/2015/9/8/chartex" xmlns:cx2="http://schemas.microsoft.com/office/drawing/2015/10/21/chartex" xmlns:cx3="http://schemas.microsoft.com/office/drawing/2016/5/9/chartex" xmlns:cx4="http://schemas.microsoft.com/office/drawing/2016/5/10/chartex" xmlns:cx5="http://schemas.microsoft.com/office/drawing/2016/5/11/chartex" xmlns:cx6="http://schemas.microsoft.com/office/drawing/2016/5/12/chartex" xmlns:cx7="http://schemas.microsoft.com/office/drawing/2016/5/13/chartex" xmlns:cx8="http://schemas.microsoft.com/office/drawing/2016/5/14/chartex" xmlns:mc="http://schemas.openxmlformats.org/markup-compatibility/2006" xmlns:aink="http://schemas.microsoft.com/office/drawing/2016/ink" xmlns:am3d="http://schemas.microsoft.com/office/drawing/2017/model3d" xmlns:o="urn:schemas-microsoft-com:office:office" xmlns:r="http://schemas.openxmlformats.org/officeDocument/2006/relationships" xmlns:m="http://schemas.openxmlformats.org/officeDocument/2006/math" xmlns:v="urn:schemas-microsoft-com:vml" xmlns:wp14="http://schemas.microsoft.com/office/word/2010/wordprocessingDrawing" xmlns:wp="http://schemas.openxmlformats.org/drawingml/2006/wordprocessingDrawing" xmlns:w10="urn:schemas-microsoft-com:office:word" xmlns:w="http://schemas.openxmlformats.org/wordprocessingml/2006/main" xmlns:w14="http://schemas.microsoft.com/office/word/2010/wordml" xmlns:w15="http://schemas.microsoft.com/office/word/2012/wordml" xmlns:w16cid="http://schemas.microsoft.com/office/word/2016/wordml/cid" xmlns:w16se="http://schemas.microsoft.com/office/word/2015/wordml/symex" xmlns:wpg="http://schemas.microsoft.com/office/word/2010/wordprocessingGroup" xmlns:wpi="http://schemas.microsoft.com/office/word/2010/wordprocessingInk" xmlns:wne="http://schemas.microsoft.com/office/word/2006/wordml" xmlns:wps="http://schemas.microsoft.com/office/word/2010/wordprocessingShape" mc:Ignorable="w14 w15 w16se w16cid wp14">
+<w:numbering xmlns:wpc="http://schemas.microsoft.com/office/word/2010/wordprocessingCanvas" xmlns:cx="http://schemas.microsoft.com/office/drawing/2014/chartex" xmlns:cx1="http://schemas.microsoft.com/office/drawing/2015/9/8/chartex" xmlns:mc="http://schemas.openxmlformats.org/markup-compatibility/2006" xmlns:o="urn:schemas-microsoft-com:office:office" xmlns:r="http://schemas.openxmlformats.org/officeDocument/2006/relationships" xmlns:m="http://schemas.openxmlformats.org/officeDocument/2006/math" xmlns:v="urn:schemas-microsoft-com:vml" xmlns:wp14="http://schemas.microsoft.com/office/word/2010/wordprocessingDrawing" xmlns:wp="http://schemas.openxmlformats.org/drawingml/2006/wordprocessingDrawing" xmlns:w10="urn:schemas-microsoft-com:office:word" xmlns:w="http://schemas.openxmlformats.org/wordprocessingml/2006/main" xmlns:w14="http://schemas.microsoft.com/office/word/2010/wordml" xmlns:w15="http://schemas.microsoft.com/office/word/2012/wordml" xmlns:w16se="http://schemas.microsoft.com/office/word/2015/wordml/symex" xmlns:wpg="http://schemas.microsoft.com/office/word/2010/wordprocessingGroup" xmlns:wpi="http://schemas.microsoft.com/office/word/2010/wordprocessingInk" xmlns:wne="http://schemas.microsoft.com/office/word/2006/wordml" xmlns:wps="http://schemas.microsoft.com/office/word/2010/wordprocessingShape" mc:Ignorable="w14 w15 w16se wp14">
   <w:abstractNum w:abstractNumId="0" w15:restartNumberingAfterBreak="0">
     <w:nsid w:val="06D306A1"/>
     <w:multiLevelType w:val="multilevel"/>
@@ -1105,7 +1943,7 @@
 </file>
 
 <file path=word/styles.xml><?xml version="1.0" encoding="utf-8"?>
-<w:styles xmlns:mc="http://schemas.openxmlformats.org/markup-compatibility/2006" xmlns:r="http://schemas.openxmlformats.org/officeDocument/2006/relationships" xmlns:w="http://schemas.openxmlformats.org/wordprocessingml/2006/main" xmlns:w14="http://schemas.microsoft.com/office/word/2010/wordml" xmlns:w15="http://schemas.microsoft.com/office/word/2012/wordml" xmlns:w16cid="http://schemas.microsoft.com/office/word/2016/wordml/cid" xmlns:w16se="http://schemas.microsoft.com/office/word/2015/wordml/symex" mc:Ignorable="w14 w15 w16se w16cid">
+<w:styles xmlns:mc="http://schemas.openxmlformats.org/markup-compatibility/2006" xmlns:r="http://schemas.openxmlformats.org/officeDocument/2006/relationships" xmlns:w="http://schemas.openxmlformats.org/wordprocessingml/2006/main" xmlns:w14="http://schemas.microsoft.com/office/word/2010/wordml" xmlns:w15="http://schemas.microsoft.com/office/word/2012/wordml" xmlns:w16se="http://schemas.microsoft.com/office/word/2015/wordml/symex" mc:Ignorable="w14 w15 w16se">
   <w:docDefaults>
     <w:rPrDefault>
       <w:rPr>
@@ -1121,7 +1959,7 @@
       </w:pPr>
     </w:pPrDefault>
   </w:docDefaults>
-  <w:latentStyles w:defLockedState="0" w:defUIPriority="99" w:defSemiHidden="0" w:defUnhideWhenUsed="0" w:defQFormat="0" w:count="375">
+  <w:latentStyles w:defLockedState="0" w:defUIPriority="99" w:defSemiHidden="0" w:defUnhideWhenUsed="0" w:defQFormat="0" w:count="371">
     <w:lsdException w:name="Normal" w:uiPriority="0" w:qFormat="1"/>
     <w:lsdException w:name="heading 1" w:uiPriority="9" w:qFormat="1"/>
     <w:lsdException w:name="heading 2" w:semiHidden="1" w:uiPriority="9" w:unhideWhenUsed="1" w:qFormat="1"/>
@@ -1493,19 +2331,16 @@
     <w:lsdException w:name="List Table 5 Dark Accent 6" w:uiPriority="50"/>
     <w:lsdException w:name="List Table 6 Colorful Accent 6" w:uiPriority="51"/>
     <w:lsdException w:name="List Table 7 Colorful Accent 6" w:uiPriority="52"/>
-    <w:lsdException w:name="Mention" w:semiHidden="1" w:unhideWhenUsed="1"/>
-    <w:lsdException w:name="Smart Hyperlink" w:semiHidden="1" w:unhideWhenUsed="1"/>
-    <w:lsdException w:name="Hashtag" w:semiHidden="1" w:unhideWhenUsed="1"/>
-    <w:lsdException w:name="Unresolved Mention" w:semiHidden="1" w:unhideWhenUsed="1"/>
   </w:latentStyles>
-  <w:style w:type="paragraph" w:default="1" w:styleId="Normal">
+  <w:style w:type="paragraph" w:default="1" w:styleId="a">
     <w:name w:val="Normal"/>
     <w:qFormat/>
+    <w:rsid w:val="000205F1"/>
   </w:style>
-  <w:style w:type="paragraph" w:styleId="Heading5">
+  <w:style w:type="paragraph" w:styleId="5">
     <w:name w:val="heading 5"/>
-    <w:basedOn w:val="Normal"/>
-    <w:link w:val="Heading5Char"/>
+    <w:basedOn w:val="a"/>
+    <w:link w:val="50"/>
     <w:uiPriority w:val="9"/>
     <w:qFormat/>
     <w:rsid w:val="008844A1"/>
@@ -1521,13 +2356,13 @@
       <w:szCs w:val="20"/>
     </w:rPr>
   </w:style>
-  <w:style w:type="character" w:default="1" w:styleId="DefaultParagraphFont">
+  <w:style w:type="character" w:default="1" w:styleId="a0">
     <w:name w:val="Default Paragraph Font"/>
     <w:uiPriority w:val="1"/>
     <w:semiHidden/>
     <w:unhideWhenUsed/>
   </w:style>
-  <w:style w:type="table" w:default="1" w:styleId="TableNormal">
+  <w:style w:type="table" w:default="1" w:styleId="a1">
     <w:name w:val="Normal Table"/>
     <w:uiPriority w:val="99"/>
     <w:semiHidden/>
@@ -1542,16 +2377,16 @@
       </w:tblCellMar>
     </w:tblPr>
   </w:style>
-  <w:style w:type="numbering" w:default="1" w:styleId="NoList">
+  <w:style w:type="numbering" w:default="1" w:styleId="a2">
     <w:name w:val="No List"/>
     <w:uiPriority w:val="99"/>
     <w:semiHidden/>
     <w:unhideWhenUsed/>
   </w:style>
-  <w:style w:type="character" w:customStyle="1" w:styleId="Heading5Char">
-    <w:name w:val="Heading 5 Char"/>
-    <w:basedOn w:val="DefaultParagraphFont"/>
-    <w:link w:val="Heading5"/>
+  <w:style w:type="character" w:customStyle="1" w:styleId="50">
+    <w:name w:val="כותרת 5 תו"/>
+    <w:basedOn w:val="a0"/>
+    <w:link w:val="5"/>
     <w:uiPriority w:val="9"/>
     <w:rsid w:val="008844A1"/>
     <w:rPr>
@@ -1564,7 +2399,7 @@
   </w:style>
   <w:style w:type="paragraph" w:customStyle="1" w:styleId="hphpgf">
     <w:name w:val="hphpgf"/>
-    <w:basedOn w:val="Normal"/>
+    <w:basedOn w:val="a"/>
     <w:rsid w:val="008844A1"/>
     <w:pPr>
       <w:spacing w:before="100" w:beforeAutospacing="1" w:after="100" w:afterAutospacing="1" w:line="240" w:lineRule="auto"/>
@@ -1577,7 +2412,7 @@
   </w:style>
   <w:style w:type="character" w:styleId="Hyperlink">
     <w:name w:val="Hyperlink"/>
-    <w:basedOn w:val="DefaultParagraphFont"/>
+    <w:basedOn w:val="a0"/>
     <w:uiPriority w:val="99"/>
     <w:unhideWhenUsed/>
     <w:rsid w:val="008844A1"/>
@@ -1586,9 +2421,9 @@
       <w:u w:val="single"/>
     </w:rPr>
   </w:style>
-  <w:style w:type="character" w:styleId="UnresolvedMention">
+  <w:style w:type="character" w:customStyle="1" w:styleId="UnresolvedMention">
     <w:name w:val="Unresolved Mention"/>
-    <w:basedOn w:val="DefaultParagraphFont"/>
+    <w:basedOn w:val="a0"/>
     <w:uiPriority w:val="99"/>
     <w:semiHidden/>
     <w:unhideWhenUsed/>
@@ -1600,9 +2435,8 @@
   </w:style>
   <w:style w:type="paragraph" w:styleId="NormalWeb">
     <w:name w:val="Normal (Web)"/>
-    <w:basedOn w:val="Normal"/>
+    <w:basedOn w:val="a"/>
     <w:uiPriority w:val="99"/>
-    <w:semiHidden/>
     <w:unhideWhenUsed/>
     <w:rsid w:val="008844A1"/>
     <w:pPr>
@@ -1616,7 +2450,7 @@
   </w:style>
   <w:style w:type="character" w:styleId="HTMLCode">
     <w:name w:val="HTML Code"/>
-    <w:basedOn w:val="DefaultParagraphFont"/>
+    <w:basedOn w:val="a0"/>
     <w:uiPriority w:val="99"/>
     <w:semiHidden/>
     <w:unhideWhenUsed/>
@@ -1625,6 +2459,17 @@
       <w:rFonts w:ascii="Courier New" w:eastAsia="Times New Roman" w:hAnsi="Courier New" w:cs="Courier New"/>
       <w:sz w:val="20"/>
       <w:szCs w:val="20"/>
+    </w:rPr>
+  </w:style>
+  <w:style w:type="character" w:styleId="a3">
+    <w:name w:val="Strong"/>
+    <w:basedOn w:val="a0"/>
+    <w:uiPriority w:val="22"/>
+    <w:qFormat/>
+    <w:rsid w:val="000205F1"/>
+    <w:rPr>
+      <w:b/>
+      <w:bCs/>
     </w:rPr>
   </w:style>
 </w:styles>

--- a/Labs/lab1/lab1.docx
+++ b/Labs/lab1/lab1.docx
@@ -1,37 +1,46 @@
 
 <file path=word/document.xml><?xml version="1.0" encoding="utf-8"?>
-<w:document xmlns:wpc="http://schemas.microsoft.com/office/word/2010/wordprocessingCanvas" xmlns:cx="http://schemas.microsoft.com/office/drawing/2014/chartex" xmlns:cx1="http://schemas.microsoft.com/office/drawing/2015/9/8/chartex" xmlns:mc="http://schemas.openxmlformats.org/markup-compatibility/2006" xmlns:o="urn:schemas-microsoft-com:office:office" xmlns:r="http://schemas.openxmlformats.org/officeDocument/2006/relationships" xmlns:m="http://schemas.openxmlformats.org/officeDocument/2006/math" xmlns:v="urn:schemas-microsoft-com:vml" xmlns:wp14="http://schemas.microsoft.com/office/word/2010/wordprocessingDrawing" xmlns:wp="http://schemas.openxmlformats.org/drawingml/2006/wordprocessingDrawing" xmlns:w10="urn:schemas-microsoft-com:office:word" xmlns:w="http://schemas.openxmlformats.org/wordprocessingml/2006/main" xmlns:w14="http://schemas.microsoft.com/office/word/2010/wordml" xmlns:w15="http://schemas.microsoft.com/office/word/2012/wordml" xmlns:w16se="http://schemas.microsoft.com/office/word/2015/wordml/symex" xmlns:wpg="http://schemas.microsoft.com/office/word/2010/wordprocessingGroup" xmlns:wpi="http://schemas.microsoft.com/office/word/2010/wordprocessingInk" xmlns:wne="http://schemas.microsoft.com/office/word/2006/wordml" xmlns:wps="http://schemas.microsoft.com/office/word/2010/wordprocessingShape" mc:Ignorable="w14 w15 w16se wp14">
+<w:document xmlns:wpc="http://schemas.microsoft.com/office/word/2010/wordprocessingCanvas" xmlns:cx="http://schemas.microsoft.com/office/drawing/2014/chartex" xmlns:cx1="http://schemas.microsoft.com/office/drawing/2015/9/8/chartex" xmlns:cx2="http://schemas.microsoft.com/office/drawing/2015/10/21/chartex" xmlns:cx3="http://schemas.microsoft.com/office/drawing/2016/5/9/chartex" xmlns:cx4="http://schemas.microsoft.com/office/drawing/2016/5/10/chartex" xmlns:cx5="http://schemas.microsoft.com/office/drawing/2016/5/11/chartex" xmlns:cx6="http://schemas.microsoft.com/office/drawing/2016/5/12/chartex" xmlns:cx7="http://schemas.microsoft.com/office/drawing/2016/5/13/chartex" xmlns:cx8="http://schemas.microsoft.com/office/drawing/2016/5/14/chartex" xmlns:mc="http://schemas.openxmlformats.org/markup-compatibility/2006" xmlns:aink="http://schemas.microsoft.com/office/drawing/2016/ink" xmlns:am3d="http://schemas.microsoft.com/office/drawing/2017/model3d" xmlns:o="urn:schemas-microsoft-com:office:office" xmlns:oel="http://schemas.microsoft.com/office/2019/extlst" xmlns:r="http://schemas.openxmlformats.org/officeDocument/2006/relationships" xmlns:m="http://schemas.openxmlformats.org/officeDocument/2006/math" xmlns:v="urn:schemas-microsoft-com:vml" xmlns:wp14="http://schemas.microsoft.com/office/word/2010/wordprocessingDrawing" xmlns:wp="http://schemas.openxmlformats.org/drawingml/2006/wordprocessingDrawing" xmlns:w10="urn:schemas-microsoft-com:office:word" xmlns:w="http://schemas.openxmlformats.org/wordprocessingml/2006/main" xmlns:w14="http://schemas.microsoft.com/office/word/2010/wordml" xmlns:w15="http://schemas.microsoft.com/office/word/2012/wordml" xmlns:w16cex="http://schemas.microsoft.com/office/word/2018/wordml/cex" xmlns:w16cid="http://schemas.microsoft.com/office/word/2016/wordml/cid" xmlns:w16="http://schemas.microsoft.com/office/word/2018/wordml" xmlns:w16du="http://schemas.microsoft.com/office/word/2023/wordml/word16du" xmlns:w16sdtdh="http://schemas.microsoft.com/office/word/2020/wordml/sdtdatahash" xmlns:w16sdtfl="http://schemas.microsoft.com/office/word/2024/wordml/sdtformatlock" xmlns:w16se="http://schemas.microsoft.com/office/word/2015/wordml/symex" xmlns:wpg="http://schemas.microsoft.com/office/word/2010/wordprocessingGroup" xmlns:wpi="http://schemas.microsoft.com/office/word/2010/wordprocessingInk" xmlns:wne="http://schemas.microsoft.com/office/word/2006/wordml" xmlns:wps="http://schemas.microsoft.com/office/word/2010/wordprocessingShape" mc:Ignorable="w14 w15 w16se w16cid w16 w16cex w16sdtdh w16sdtfl w16du wp14">
   <w:body>
     <w:p>
       <w:pPr>
         <w:rPr>
+          <w:rFonts w:ascii="Calibri" w:hAnsi="Calibri" w:cs="Calibri"/>
           <w:rtl/>
         </w:rPr>
       </w:pPr>
     </w:p>
     <w:p>
-      <w:r>
-        <w:t xml:space="preserve">Golan </w:t>
-      </w:r>
-      <w:proofErr w:type="spellStart"/>
-      <w:r>
-        <w:t>Katzav</w:t>
-      </w:r>
-      <w:proofErr w:type="spellEnd"/>
-      <w:r>
-        <w:t xml:space="preserve">, Lior </w:t>
-      </w:r>
-      <w:proofErr w:type="spellStart"/>
-      <w:r>
-        <w:t>Mashiach</w:t>
-      </w:r>
-      <w:proofErr w:type="spellEnd"/>
-    </w:p>
-    <w:p/>
-    <w:p/>
-    <w:p>
-      <w:pPr>
-        <w:rPr>
+      <w:pPr>
+        <w:rPr>
+          <w:rFonts w:ascii="Calibri" w:hAnsi="Calibri" w:cs="Calibri"/>
+        </w:rPr>
+      </w:pPr>
+      <w:r>
+        <w:rPr>
+          <w:rFonts w:ascii="Calibri" w:hAnsi="Calibri" w:cs="Calibri"/>
+        </w:rPr>
+        <w:t>Golan Katzav, Lior Mashiach</w:t>
+      </w:r>
+    </w:p>
+    <w:p>
+      <w:pPr>
+        <w:rPr>
+          <w:rFonts w:ascii="Calibri" w:hAnsi="Calibri" w:cs="Calibri"/>
+        </w:rPr>
+      </w:pPr>
+    </w:p>
+    <w:p>
+      <w:pPr>
+        <w:rPr>
+          <w:rFonts w:ascii="Calibri" w:hAnsi="Calibri" w:cs="Calibri"/>
+        </w:rPr>
+      </w:pPr>
+    </w:p>
+    <w:p>
+      <w:pPr>
+        <w:rPr>
+          <w:rFonts w:ascii="Calibri" w:hAnsi="Calibri" w:cs="Calibri"/>
           <w:sz w:val="40"/>
           <w:szCs w:val="40"/>
         </w:rPr>
@@ -39,7 +48,7 @@
       <w:proofErr w:type="spellStart"/>
       <w:r>
         <w:rPr>
-          <w:rFonts w:ascii="Arial" w:hAnsi="Arial" w:cs="Arial"/>
+          <w:rFonts w:ascii="Calibri" w:hAnsi="Calibri" w:cs="Calibri"/>
           <w:b/>
           <w:bCs/>
           <w:color w:val="202124"/>
@@ -53,7 +62,7 @@
       <w:proofErr w:type="spellEnd"/>
       <w:r>
         <w:rPr>
-          <w:rFonts w:ascii="Arial" w:hAnsi="Arial" w:cs="Arial"/>
+          <w:rFonts w:ascii="Calibri" w:hAnsi="Calibri" w:cs="Calibri"/>
           <w:b/>
           <w:bCs/>
           <w:color w:val="202124"/>
@@ -71,7 +80,7 @@
         <w:spacing w:after="0" w:line="240" w:lineRule="auto"/>
         <w:outlineLvl w:val="4"/>
         <w:rPr>
-          <w:rFonts w:ascii="Arial" w:eastAsia="Times New Roman" w:hAnsi="Arial" w:cs="Arial"/>
+          <w:rFonts w:ascii="Calibri" w:eastAsia="Times New Roman" w:hAnsi="Calibri" w:cs="Calibri"/>
           <w:b/>
           <w:bCs/>
           <w:color w:val="202124"/>
@@ -81,7 +90,7 @@
       </w:pPr>
       <w:r>
         <w:rPr>
-          <w:rFonts w:ascii="Arial" w:eastAsia="Times New Roman" w:hAnsi="Arial" w:cs="Arial"/>
+          <w:rFonts w:ascii="Calibri" w:eastAsia="Times New Roman" w:hAnsi="Calibri" w:cs="Calibri"/>
           <w:b/>
           <w:bCs/>
           <w:color w:val="202124"/>
@@ -91,13 +100,19 @@
         <w:t>Mandiant</w:t>
       </w:r>
     </w:p>
-    <w:p/>
+    <w:p>
+      <w:pPr>
+        <w:rPr>
+          <w:rFonts w:ascii="Calibri" w:hAnsi="Calibri" w:cs="Calibri"/>
+        </w:rPr>
+      </w:pPr>
+    </w:p>
     <w:p>
       <w:pPr>
         <w:spacing w:line="360" w:lineRule="atLeast"/>
         <w:jc w:val="center"/>
         <w:rPr>
-          <w:rFonts w:ascii="Times New Roman" w:eastAsia="Times New Roman" w:hAnsi="Times New Roman" w:cs="Times New Roman"/>
+          <w:rFonts w:ascii="Calibri" w:eastAsia="Times New Roman" w:hAnsi="Calibri" w:cs="Calibri"/>
           <w:color w:val="5F6368"/>
           <w:sz w:val="21"/>
           <w:szCs w:val="21"/>
@@ -105,7 +120,7 @@
       </w:pPr>
       <w:r>
         <w:rPr>
-          <w:rFonts w:ascii="Times New Roman" w:eastAsia="Times New Roman" w:hAnsi="Times New Roman" w:cs="Times New Roman"/>
+          <w:rFonts w:ascii="Calibri" w:eastAsia="Times New Roman" w:hAnsi="Calibri" w:cs="Calibri"/>
           <w:color w:val="5F6368"/>
           <w:sz w:val="21"/>
           <w:szCs w:val="21"/>
@@ -116,132 +131,169 @@
     <w:p>
       <w:pPr>
         <w:pStyle w:val="NormalWeb"/>
-        <w:jc w:val="center"/>
-      </w:pPr>
-      <w:hyperlink r:id="rId5" w:history="1">
+        <w:rPr>
+          <w:rFonts w:ascii="Calibri" w:hAnsi="Calibri" w:cs="Calibri"/>
+        </w:rPr>
+      </w:pPr>
+      <w:hyperlink r:id="rId7" w:history="1">
         <w:r>
           <w:rPr>
             <w:rStyle w:val="Hyperlink"/>
-            <w:rFonts w:ascii="Arial" w:hAnsi="Arial" w:cs="Arial"/>
+            <w:rFonts w:ascii="Calibri" w:hAnsi="Calibri" w:cs="Calibri"/>
           </w:rPr>
           <w:t>https://cloud.google.com/blog/topics/threat-intelligence/shinyhunters-renewed-mass-exploitation-campaign-targeting-oracle-peoplesoft</w:t>
         </w:r>
       </w:hyperlink>
       <w:r>
         <w:rPr>
-          <w:rFonts w:ascii="Arial" w:hAnsi="Arial" w:cs="Arial"/>
+          <w:rFonts w:ascii="Calibri" w:hAnsi="Calibri" w:cs="Calibri"/>
           <w:color w:val="202124"/>
         </w:rPr>
         <w:br/>
       </w:r>
       <w:r>
         <w:rPr>
-          <w:rFonts w:ascii="Arial" w:hAnsi="Arial" w:cs="Arial"/>
+          <w:rFonts w:ascii="Calibri" w:hAnsi="Calibri" w:cs="Calibri"/>
           <w:color w:val="202124"/>
         </w:rPr>
         <w:br/>
       </w:r>
       <w:r>
+        <w:rPr>
+          <w:rFonts w:ascii="Calibri" w:hAnsi="Calibri" w:cs="Calibri"/>
+        </w:rPr>
         <w:t xml:space="preserve"> </w:t>
       </w:r>
       <w:r>
         <w:rPr>
+          <w:rFonts w:ascii="Calibri" w:hAnsi="Calibri" w:cs="Calibri"/>
+          <w:b/>
+          <w:bCs/>
+          <w:sz w:val="32"/>
+          <w:szCs w:val="32"/>
+          <w:u w:val="single"/>
+        </w:rPr>
+        <w:t>short summary:</w:t>
+      </w:r>
+      <w:r>
+        <w:rPr>
+          <w:rFonts w:ascii="Calibri" w:hAnsi="Calibri" w:cs="Calibri"/>
           <w:b/>
           <w:bCs/>
           <w:sz w:val="40"/>
           <w:szCs w:val="40"/>
           <w:u w:val="single"/>
         </w:rPr>
-        <w:t>short summary</w:t>
-      </w:r>
-      <w:r>
-        <w:rPr>
+        <w:br/>
+      </w:r>
+      <w:r>
+        <w:rPr>
+          <w:rFonts w:ascii="Calibri" w:hAnsi="Calibri" w:cs="Calibri"/>
+        </w:rPr>
+        <w:br/>
+      </w:r>
+      <w:r>
+        <w:rPr>
+          <w:rFonts w:ascii="Calibri" w:hAnsi="Calibri" w:cs="Calibri"/>
+        </w:rPr>
+        <w:t>The renewed UNC6240 (</w:t>
+      </w:r>
+      <w:proofErr w:type="spellStart"/>
+      <w:r>
+        <w:rPr>
+          <w:rFonts w:ascii="Calibri" w:hAnsi="Calibri" w:cs="Calibri"/>
+        </w:rPr>
+        <w:t>ShinyHunters</w:t>
+      </w:r>
+      <w:proofErr w:type="spellEnd"/>
+      <w:r>
+        <w:rPr>
+          <w:rFonts w:ascii="Calibri" w:hAnsi="Calibri" w:cs="Calibri"/>
+        </w:rPr>
+        <w:t xml:space="preserve">) campaign exploits CVE-2026-35273 to compromise </w:t>
+      </w:r>
+      <w:r>
+        <w:rPr>
+          <w:rFonts w:ascii="Calibri" w:hAnsi="Calibri" w:cs="Calibri"/>
           <w:b/>
           <w:bCs/>
-          <w:sz w:val="40"/>
-          <w:szCs w:val="40"/>
-          <w:u w:val="single"/>
-        </w:rPr>
-        <w:t>:</w:t>
-      </w:r>
-      <w:r>
-        <w:rPr>
+        </w:rPr>
+        <w:t>Oracle PeopleSoft environments</w:t>
+      </w:r>
+      <w:r>
+        <w:rPr>
+          <w:rFonts w:ascii="Calibri" w:hAnsi="Calibri" w:cs="Calibri"/>
+        </w:rPr>
+        <w:t xml:space="preserve">, specifically targeting the Environment Management Hub (PSEMHUB) endpoint. The </w:t>
+      </w:r>
+      <w:r>
+        <w:rPr>
+          <w:rFonts w:ascii="Calibri" w:hAnsi="Calibri" w:cs="Calibri"/>
           <w:b/>
           <w:bCs/>
-          <w:sz w:val="40"/>
-          <w:szCs w:val="40"/>
-          <w:u w:val="single"/>
-        </w:rPr>
-        <w:br/>
-      </w:r>
-      <w:r>
-        <w:br/>
-      </w:r>
-      <w:r>
-        <w:t>The renewed UNC6240 (</w:t>
-      </w:r>
-      <w:proofErr w:type="spellStart"/>
-      <w:r>
-        <w:t>ShinyHunters</w:t>
-      </w:r>
-      <w:proofErr w:type="spellEnd"/>
-      <w:r>
-        <w:t xml:space="preserve">) campaign exploits CVE-2026-35273 to compromise </w:t>
-      </w:r>
-      <w:r>
-        <w:rPr>
+        </w:rPr>
+        <w:t>affected environment</w:t>
+      </w:r>
+      <w:r>
+        <w:rPr>
+          <w:rFonts w:ascii="Calibri" w:hAnsi="Calibri" w:cs="Calibri"/>
+        </w:rPr>
+        <w:t xml:space="preserve"> spans dozens of unpatched, globally distributed systems across the higher education, technology, healthcare, agriculture, transportation, and government sectors.</w:t>
+      </w:r>
+    </w:p>
+    <w:p>
+      <w:pPr>
+        <w:pStyle w:val="NormalWeb"/>
+        <w:rPr>
+          <w:rFonts w:ascii="Calibri" w:hAnsi="Calibri" w:cs="Calibri"/>
+        </w:rPr>
+      </w:pPr>
+      <w:r>
+        <w:rPr>
+          <w:rFonts w:ascii="Calibri" w:hAnsi="Calibri" w:cs="Calibri"/>
+        </w:rPr>
+        <w:t xml:space="preserve">The primary </w:t>
+      </w:r>
+      <w:r>
+        <w:rPr>
+          <w:rFonts w:ascii="Calibri" w:hAnsi="Calibri" w:cs="Calibri"/>
           <w:b/>
           <w:bCs/>
         </w:rPr>
-        <w:t>Oracle PeopleSoft environments</w:t>
-      </w:r>
-      <w:r>
-        <w:t xml:space="preserve">, specifically targeting the Environment Management Hub (PSEMHUB) endpoint. The </w:t>
-      </w:r>
-      <w:r>
-        <w:rPr>
+        <w:t>attack objective</w:t>
+      </w:r>
+      <w:r>
+        <w:rPr>
+          <w:rFonts w:ascii="Calibri" w:hAnsi="Calibri" w:cs="Calibri"/>
+        </w:rPr>
+        <w:t xml:space="preserve"> is data theft extortion. The threat actor seeks to establish persistent access, steal credentials, and exfiltrate sensitive databases (such as HR, payroll, and student records) to extort organizations under the threat of data leaks.</w:t>
+      </w:r>
+    </w:p>
+    <w:p>
+      <w:pPr>
+        <w:pStyle w:val="NormalWeb"/>
+        <w:rPr>
+          <w:rFonts w:ascii="Calibri" w:hAnsi="Calibri" w:cs="Calibri"/>
+        </w:rPr>
+      </w:pPr>
+      <w:r>
+        <w:rPr>
+          <w:rFonts w:ascii="Calibri" w:hAnsi="Calibri" w:cs="Calibri"/>
+        </w:rPr>
+        <w:t xml:space="preserve">The </w:t>
+      </w:r>
+      <w:r>
+        <w:rPr>
+          <w:rFonts w:ascii="Calibri" w:hAnsi="Calibri" w:cs="Calibri"/>
           <w:b/>
           <w:bCs/>
         </w:rPr>
-        <w:t>affected environment</w:t>
-      </w:r>
-      <w:r>
-        <w:t xml:space="preserve"> spans dozens of unpatched, globally distributed systems across the higher education, technology, healthcare, agriculture, transportation, and government sectors.</w:t>
-      </w:r>
-    </w:p>
-    <w:p>
-      <w:pPr>
-        <w:pStyle w:val="NormalWeb"/>
-      </w:pPr>
-      <w:r>
-        <w:t xml:space="preserve">The primary </w:t>
-      </w:r>
-      <w:r>
-        <w:rPr>
-          <w:b/>
-          <w:bCs/>
-        </w:rPr>
-        <w:t>attack objective</w:t>
-      </w:r>
-      <w:r>
-        <w:t xml:space="preserve"> is data theft extortion. The threat actor seeks to establish persistent access, steal credentials, and exfiltrate sensitive databases (such as HR, payroll, and student records) to extort organizations under the threat of data leaks.</w:t>
-      </w:r>
-    </w:p>
-    <w:p>
-      <w:pPr>
-        <w:pStyle w:val="NormalWeb"/>
-      </w:pPr>
-      <w:r>
-        <w:t xml:space="preserve">The </w:t>
-      </w:r>
-      <w:r>
-        <w:rPr>
-          <w:b/>
-          <w:bCs/>
-        </w:rPr>
         <w:t>observed sequence</w:t>
       </w:r>
       <w:r>
+        <w:rPr>
+          <w:rFonts w:ascii="Calibri" w:hAnsi="Calibri" w:cs="Calibri"/>
+        </w:rPr>
         <w:t xml:space="preserve"> follows a highly structured lifecycle:</w:t>
       </w:r>
     </w:p>
@@ -252,15 +304,22 @@
           <w:ilvl w:val="0"/>
           <w:numId w:val="2"/>
         </w:numPr>
-      </w:pPr>
-      <w:r>
-        <w:rPr>
+        <w:rPr>
+          <w:rFonts w:ascii="Calibri" w:hAnsi="Calibri" w:cs="Calibri"/>
+        </w:rPr>
+      </w:pPr>
+      <w:r>
+        <w:rPr>
+          <w:rFonts w:ascii="Calibri" w:hAnsi="Calibri" w:cs="Calibri"/>
           <w:b/>
           <w:bCs/>
         </w:rPr>
         <w:t>Target Verification:</w:t>
       </w:r>
       <w:r>
+        <w:rPr>
+          <w:rFonts w:ascii="Calibri" w:hAnsi="Calibri" w:cs="Calibri"/>
+        </w:rPr>
         <w:t xml:space="preserve"> Attackers send non-disruptive serialized Java objects to quietly confirm if a host is unpatched.</w:t>
       </w:r>
     </w:p>
@@ -271,24 +330,35 @@
           <w:ilvl w:val="0"/>
           <w:numId w:val="2"/>
         </w:numPr>
-      </w:pPr>
-      <w:r>
-        <w:rPr>
+        <w:rPr>
+          <w:rFonts w:ascii="Calibri" w:hAnsi="Calibri" w:cs="Calibri"/>
+        </w:rPr>
+      </w:pPr>
+      <w:r>
+        <w:rPr>
+          <w:rFonts w:ascii="Calibri" w:hAnsi="Calibri" w:cs="Calibri"/>
           <w:b/>
           <w:bCs/>
         </w:rPr>
         <w:t>WAF Bypass:</w:t>
       </w:r>
       <w:r>
+        <w:rPr>
+          <w:rFonts w:ascii="Calibri" w:hAnsi="Calibri" w:cs="Calibri"/>
+        </w:rPr>
         <w:t xml:space="preserve"> They evade string-based Web Application Firewalls by URL-encoding a single character in the request path (e.g., </w:t>
       </w:r>
       <w:r>
         <w:rPr>
           <w:rStyle w:val="HTMLCode"/>
+          <w:rFonts w:ascii="Calibri" w:hAnsi="Calibri" w:cs="Calibri"/>
         </w:rPr>
         <w:t>/%50SEMHUB/</w:t>
       </w:r>
       <w:r>
+        <w:rPr>
+          <w:rFonts w:ascii="Calibri" w:hAnsi="Calibri" w:cs="Calibri"/>
+        </w:rPr>
         <w:t>).</w:t>
       </w:r>
     </w:p>
@@ -299,45 +369,52 @@
           <w:ilvl w:val="0"/>
           <w:numId w:val="2"/>
         </w:numPr>
-      </w:pPr>
-      <w:r>
-        <w:rPr>
+        <w:rPr>
+          <w:rFonts w:ascii="Calibri" w:hAnsi="Calibri" w:cs="Calibri"/>
+        </w:rPr>
+      </w:pPr>
+      <w:r>
+        <w:rPr>
+          <w:rFonts w:ascii="Calibri" w:hAnsi="Calibri" w:cs="Calibri"/>
           <w:b/>
           <w:bCs/>
         </w:rPr>
         <w:t>Exploitation:</w:t>
       </w:r>
       <w:r>
-        <w:t xml:space="preserve"> Abusing Java deserialization, the attackers achieve </w:t>
+        <w:rPr>
+          <w:rFonts w:ascii="Calibri" w:hAnsi="Calibri" w:cs="Calibri"/>
+        </w:rPr>
+        <w:t xml:space="preserve"> Abusing Java deserialization, the attackers achieve fileless command execution or deploy dual evasive JSP web shells (</w:t>
       </w:r>
       <w:proofErr w:type="spellStart"/>
       <w:r>
-        <w:t>fileless</w:t>
+        <w:rPr>
+          <w:rStyle w:val="HTMLCode"/>
+          <w:rFonts w:ascii="Calibri" w:hAnsi="Calibri" w:cs="Calibri"/>
+        </w:rPr>
+        <w:t>x.jsp</w:t>
       </w:r>
       <w:proofErr w:type="spellEnd"/>
       <w:r>
-        <w:t xml:space="preserve"> command execution or deploy dual evasive JSP web shells (</w:t>
+        <w:rPr>
+          <w:rFonts w:ascii="Calibri" w:hAnsi="Calibri" w:cs="Calibri"/>
+        </w:rPr>
+        <w:t xml:space="preserve"> and </w:t>
       </w:r>
       <w:proofErr w:type="spellStart"/>
       <w:r>
         <w:rPr>
           <w:rStyle w:val="HTMLCode"/>
-        </w:rPr>
-        <w:t>x.jsp</w:t>
+          <w:rFonts w:ascii="Calibri" w:hAnsi="Calibri" w:cs="Calibri"/>
+        </w:rPr>
+        <w:t>u.jsp</w:t>
       </w:r>
       <w:proofErr w:type="spellEnd"/>
       <w:r>
-        <w:t xml:space="preserve"> and </w:t>
-      </w:r>
-      <w:proofErr w:type="spellStart"/>
-      <w:r>
-        <w:rPr>
-          <w:rStyle w:val="HTMLCode"/>
-        </w:rPr>
-        <w:t>u.jsp</w:t>
-      </w:r>
-      <w:proofErr w:type="spellEnd"/>
-      <w:r>
+        <w:rPr>
+          <w:rFonts w:ascii="Calibri" w:hAnsi="Calibri" w:cs="Calibri"/>
+        </w:rPr>
         <w:t>) across load-balanced nodes.</w:t>
       </w:r>
     </w:p>
@@ -348,48 +425,77 @@
           <w:ilvl w:val="0"/>
           <w:numId w:val="2"/>
         </w:numPr>
-      </w:pPr>
-      <w:r>
-        <w:rPr>
+        <w:rPr>
+          <w:rFonts w:ascii="Calibri" w:hAnsi="Calibri" w:cs="Calibri"/>
+        </w:rPr>
+      </w:pPr>
+      <w:r>
+        <w:rPr>
+          <w:rFonts w:ascii="Calibri" w:hAnsi="Calibri" w:cs="Calibri"/>
           <w:b/>
           <w:bCs/>
         </w:rPr>
         <w:t>Post-Exploitation:</w:t>
       </w:r>
       <w:r>
+        <w:rPr>
+          <w:rFonts w:ascii="Calibri" w:hAnsi="Calibri" w:cs="Calibri"/>
+        </w:rPr>
         <w:t xml:space="preserve"> Attackers upload a </w:t>
       </w:r>
       <w:proofErr w:type="spellStart"/>
       <w:r>
+        <w:rPr>
+          <w:rFonts w:ascii="Calibri" w:hAnsi="Calibri" w:cs="Calibri"/>
+        </w:rPr>
         <w:t>trojanized</w:t>
       </w:r>
       <w:proofErr w:type="spellEnd"/>
       <w:r>
+        <w:rPr>
+          <w:rFonts w:ascii="Calibri" w:hAnsi="Calibri" w:cs="Calibri"/>
+        </w:rPr>
         <w:t xml:space="preserve"> installer (</w:t>
       </w:r>
       <w:r>
         <w:rPr>
           <w:rStyle w:val="HTMLCode"/>
+          <w:rFonts w:ascii="Calibri" w:hAnsi="Calibri" w:cs="Calibri"/>
         </w:rPr>
         <w:t>Ple64.exe</w:t>
       </w:r>
       <w:r>
+        <w:rPr>
+          <w:rFonts w:ascii="Calibri" w:hAnsi="Calibri" w:cs="Calibri"/>
+        </w:rPr>
         <w:t>) that deploys the SIDEEYE backdoor for credential theft. They additionally stage Neo-</w:t>
       </w:r>
       <w:proofErr w:type="spellStart"/>
       <w:r>
+        <w:rPr>
+          <w:rFonts w:ascii="Calibri" w:hAnsi="Calibri" w:cs="Calibri"/>
+        </w:rPr>
         <w:t>reGeorg</w:t>
       </w:r>
       <w:proofErr w:type="spellEnd"/>
       <w:r>
+        <w:rPr>
+          <w:rFonts w:ascii="Calibri" w:hAnsi="Calibri" w:cs="Calibri"/>
+        </w:rPr>
         <w:t xml:space="preserve"> for network tunneling and </w:t>
       </w:r>
       <w:proofErr w:type="spellStart"/>
       <w:r>
+        <w:rPr>
+          <w:rFonts w:ascii="Calibri" w:hAnsi="Calibri" w:cs="Calibri"/>
+        </w:rPr>
         <w:t>MeshAgent</w:t>
       </w:r>
       <w:proofErr w:type="spellEnd"/>
       <w:r>
+        <w:rPr>
+          <w:rFonts w:ascii="Calibri" w:hAnsi="Calibri" w:cs="Calibri"/>
+        </w:rPr>
         <w:t xml:space="preserve"> for persistent remote management to facilitate internal discovery and data exfiltration.</w:t>
       </w:r>
     </w:p>
@@ -398,7 +504,7 @@
         <w:shd w:val="clear" w:color="auto" w:fill="FFFFFF"/>
         <w:spacing w:after="0" w:line="240" w:lineRule="auto"/>
         <w:rPr>
-          <w:rFonts w:ascii="Arial" w:eastAsia="Times New Roman" w:hAnsi="Arial" w:cs="Arial"/>
+          <w:rFonts w:ascii="Calibri" w:eastAsia="Times New Roman" w:hAnsi="Calibri" w:cs="Calibri"/>
           <w:color w:val="202124"/>
           <w:sz w:val="24"/>
           <w:szCs w:val="24"/>
@@ -406,11 +512,70 @@
       </w:pPr>
     </w:p>
     <w:p>
-      <w:r>
-        <w:rPr>
+      <w:pPr>
+        <w:shd w:val="clear" w:color="auto" w:fill="FFFFFF"/>
+        <w:spacing w:after="0" w:line="240" w:lineRule="auto"/>
+        <w:rPr>
+          <w:rFonts w:ascii="Calibri" w:eastAsia="Times New Roman" w:hAnsi="Calibri" w:cs="Calibri"/>
+          <w:b/>
+          <w:bCs/>
+          <w:color w:val="202124"/>
+          <w:sz w:val="32"/>
+          <w:szCs w:val="32"/>
+          <w:u w:val="single"/>
+          <w:lang w:val="en-IL"/>
+        </w:rPr>
+      </w:pPr>
+      <w:r>
+        <w:rPr>
+          <w:rFonts w:ascii="Calibri" w:eastAsia="Times New Roman" w:hAnsi="Calibri" w:cs="Calibri"/>
+          <w:b/>
+          <w:bCs/>
+          <w:color w:val="202124"/>
+          <w:sz w:val="32"/>
+          <w:szCs w:val="32"/>
+          <w:u w:val="single"/>
+          <w:lang w:val="en-IL"/>
+        </w:rPr>
+        <w:t>Attack Diagram / Sequence</w:t>
+      </w:r>
+      <w:r>
+        <w:rPr>
+          <w:rFonts w:ascii="Calibri" w:eastAsia="Times New Roman" w:hAnsi="Calibri" w:cs="Calibri"/>
+          <w:b/>
+          <w:bCs/>
+          <w:color w:val="202124"/>
+          <w:sz w:val="32"/>
+          <w:szCs w:val="32"/>
+          <w:u w:val="single"/>
+          <w:lang w:val="en-IL"/>
+        </w:rPr>
+        <w:t>:</w:t>
+      </w:r>
+    </w:p>
+    <w:p>
+      <w:pPr>
+        <w:shd w:val="clear" w:color="auto" w:fill="FFFFFF"/>
+        <w:spacing w:after="0" w:line="240" w:lineRule="auto"/>
+        <w:rPr>
+          <w:rFonts w:ascii="Calibri" w:eastAsia="Times New Roman" w:hAnsi="Calibri" w:cs="Calibri"/>
+          <w:color w:val="202124"/>
+          <w:sz w:val="24"/>
+          <w:szCs w:val="24"/>
+        </w:rPr>
+      </w:pPr>
+    </w:p>
+    <w:p>
+      <w:pPr>
+        <w:rPr>
+          <w:rFonts w:ascii="Calibri" w:hAnsi="Calibri" w:cs="Calibri"/>
+        </w:rPr>
+      </w:pPr>
+      <w:r>
+        <w:rPr>
+          <w:rFonts w:ascii="Calibri" w:hAnsi="Calibri" w:cs="Calibri"/>
           <w:noProof/>
         </w:rPr>
-        <w:lastRenderedPageBreak/>
         <w:drawing>
           <wp:inline distT="0" distB="0" distL="0" distR="0" wp14:anchorId="28216DBF" wp14:editId="257C027E">
             <wp:extent cx="5934075" cy="2676525"/>
@@ -429,7 +594,7 @@
                     </pic:cNvPicPr>
                   </pic:nvPicPr>
                   <pic:blipFill>
-                    <a:blip r:embed="rId6" cstate="print">
+                    <a:blip r:embed="rId8" cstate="print">
                       <a:extLst>
                         <a:ext uri="{28A0092B-C50C-407E-A947-70E740481C1C}">
                           <a14:useLocalDpi xmlns:a14="http://schemas.microsoft.com/office/drawing/2010/main" val="0"/>
@@ -461,13 +626,171 @@
         </w:drawing>
       </w:r>
       <w:r>
+        <w:rPr>
+          <w:rFonts w:ascii="Calibri" w:hAnsi="Calibri" w:cs="Calibri"/>
+        </w:rPr>
         <w:br/>
       </w:r>
       <w:r>
+        <w:rPr>
+          <w:rFonts w:ascii="Calibri" w:hAnsi="Calibri" w:cs="Calibri"/>
+        </w:rPr>
         <w:br/>
       </w:r>
       <w:r>
+        <w:rPr>
+          <w:rFonts w:ascii="Calibri" w:hAnsi="Calibri" w:cs="Calibri"/>
+        </w:rPr>
         <w:br/>
+      </w:r>
+    </w:p>
+    <w:p>
+      <w:pPr>
+        <w:rPr>
+          <w:rFonts w:ascii="Calibri" w:hAnsi="Calibri" w:cs="Calibri"/>
+        </w:rPr>
+      </w:pPr>
+    </w:p>
+    <w:p>
+      <w:pPr>
+        <w:rPr>
+          <w:rFonts w:ascii="Calibri" w:hAnsi="Calibri" w:cs="Calibri"/>
+        </w:rPr>
+      </w:pPr>
+    </w:p>
+    <w:p>
+      <w:pPr>
+        <w:rPr>
+          <w:rFonts w:ascii="Calibri" w:hAnsi="Calibri" w:cs="Calibri"/>
+        </w:rPr>
+      </w:pPr>
+    </w:p>
+    <w:p>
+      <w:pPr>
+        <w:rPr>
+          <w:rFonts w:ascii="Calibri" w:hAnsi="Calibri" w:cs="Calibri"/>
+        </w:rPr>
+      </w:pPr>
+    </w:p>
+    <w:p>
+      <w:pPr>
+        <w:rPr>
+          <w:rFonts w:ascii="Calibri" w:hAnsi="Calibri" w:cs="Calibri"/>
+        </w:rPr>
+      </w:pPr>
+    </w:p>
+    <w:p>
+      <w:pPr>
+        <w:rPr>
+          <w:rFonts w:ascii="Calibri" w:hAnsi="Calibri" w:cs="Calibri"/>
+        </w:rPr>
+      </w:pPr>
+    </w:p>
+    <w:p>
+      <w:pPr>
+        <w:rPr>
+          <w:rFonts w:ascii="Calibri" w:hAnsi="Calibri" w:cs="Calibri"/>
+        </w:rPr>
+      </w:pPr>
+    </w:p>
+    <w:p>
+      <w:pPr>
+        <w:rPr>
+          <w:rFonts w:ascii="Calibri" w:hAnsi="Calibri" w:cs="Calibri"/>
+        </w:rPr>
+      </w:pPr>
+    </w:p>
+    <w:p>
+      <w:pPr>
+        <w:rPr>
+          <w:rFonts w:ascii="Calibri" w:hAnsi="Calibri" w:cs="Calibri"/>
+        </w:rPr>
+      </w:pPr>
+    </w:p>
+    <w:p>
+      <w:pPr>
+        <w:rPr>
+          <w:rFonts w:ascii="Calibri" w:hAnsi="Calibri" w:cs="Calibri"/>
+        </w:rPr>
+      </w:pPr>
+    </w:p>
+    <w:p>
+      <w:pPr>
+        <w:rPr>
+          <w:rFonts w:ascii="Calibri" w:hAnsi="Calibri" w:cs="Calibri"/>
+        </w:rPr>
+      </w:pPr>
+    </w:p>
+    <w:p>
+      <w:pPr>
+        <w:rPr>
+          <w:rFonts w:ascii="Calibri" w:hAnsi="Calibri" w:cs="Calibri"/>
+        </w:rPr>
+      </w:pPr>
+    </w:p>
+    <w:p>
+      <w:pPr>
+        <w:rPr>
+          <w:rFonts w:ascii="Calibri" w:hAnsi="Calibri" w:cs="Calibri"/>
+        </w:rPr>
+      </w:pPr>
+    </w:p>
+    <w:p>
+      <w:pPr>
+        <w:rPr>
+          <w:rFonts w:ascii="Calibri" w:hAnsi="Calibri" w:cs="Calibri"/>
+        </w:rPr>
+      </w:pPr>
+    </w:p>
+    <w:p>
+      <w:pPr>
+        <w:rPr>
+          <w:rFonts w:ascii="Calibri" w:hAnsi="Calibri" w:cs="Calibri"/>
+        </w:rPr>
+      </w:pPr>
+    </w:p>
+    <w:p>
+      <w:pPr>
+        <w:rPr>
+          <w:rFonts w:ascii="Calibri" w:hAnsi="Calibri" w:cs="Calibri"/>
+        </w:rPr>
+      </w:pPr>
+    </w:p>
+    <w:p>
+      <w:pPr>
+        <w:rPr>
+          <w:rFonts w:ascii="Calibri" w:hAnsi="Calibri" w:cs="Calibri"/>
+          <w:b/>
+          <w:bCs/>
+          <w:sz w:val="32"/>
+          <w:szCs w:val="32"/>
+          <w:u w:val="single"/>
+          <w:lang w:val="en-IL"/>
+        </w:rPr>
+      </w:pPr>
+      <w:r>
+        <w:rPr>
+          <w:rFonts w:ascii="Calibri" w:hAnsi="Calibri" w:cs="Calibri"/>
+          <w:b/>
+          <w:bCs/>
+          <w:sz w:val="32"/>
+          <w:szCs w:val="32"/>
+          <w:u w:val="single"/>
+          <w:lang w:val="en-IL"/>
+        </w:rPr>
+        <w:t>MITRE ATT&amp;CK Mapping</w:t>
+      </w:r>
+      <w:r>
+        <w:rPr>
+          <w:rFonts w:ascii="Calibri" w:hAnsi="Calibri" w:cs="Calibri"/>
+          <w:b/>
+          <w:bCs/>
+          <w:sz w:val="32"/>
+          <w:szCs w:val="32"/>
+          <w:u w:val="single"/>
+          <w:lang w:val="en-IL"/>
+        </w:rPr>
+        <w:t>:</w:t>
       </w:r>
     </w:p>
     <w:tbl>
@@ -512,6 +835,9 @@
           <w:p>
             <w:pPr>
               <w:spacing w:after="20" w:line="220" w:lineRule="auto"/>
+              <w:rPr>
+                <w:rFonts w:ascii="Calibri" w:hAnsi="Calibri" w:cs="Calibri"/>
+              </w:rPr>
             </w:pPr>
             <w:r>
               <w:rPr>
@@ -533,6 +859,9 @@
           <w:p>
             <w:pPr>
               <w:spacing w:after="20" w:line="220" w:lineRule="auto"/>
+              <w:rPr>
+                <w:rFonts w:ascii="Calibri" w:hAnsi="Calibri" w:cs="Calibri"/>
+              </w:rPr>
             </w:pPr>
             <w:r>
               <w:rPr>
@@ -554,6 +883,9 @@
           <w:p>
             <w:pPr>
               <w:spacing w:after="20" w:line="220" w:lineRule="auto"/>
+              <w:rPr>
+                <w:rFonts w:ascii="Calibri" w:hAnsi="Calibri" w:cs="Calibri"/>
+              </w:rPr>
             </w:pPr>
             <w:r>
               <w:rPr>
@@ -575,6 +907,9 @@
           <w:p>
             <w:pPr>
               <w:spacing w:after="20" w:line="220" w:lineRule="auto"/>
+              <w:rPr>
+                <w:rFonts w:ascii="Calibri" w:hAnsi="Calibri" w:cs="Calibri"/>
+              </w:rPr>
             </w:pPr>
             <w:r>
               <w:rPr>
@@ -583,16 +918,7 @@
                 <w:color w:val="FFFFFF"/>
                 <w:sz w:val="17"/>
               </w:rPr>
-              <w:t>Evidence and mapping</w:t>
-            </w:r>
-            <w:r>
-              <w:rPr>
-                <w:rFonts w:ascii="Calibri" w:hAnsi="Calibri" w:cs="Calibri"/>
-                <w:b/>
-                <w:color w:val="FFFFFF"/>
-                <w:sz w:val="17"/>
-              </w:rPr>
-              <w:t xml:space="preserve"> rationale</w:t>
+              <w:t>Evidence and mapping rationale</w:t>
             </w:r>
           </w:p>
         </w:tc>
@@ -605,6 +931,9 @@
           <w:p>
             <w:pPr>
               <w:spacing w:after="20" w:line="220" w:lineRule="auto"/>
+              <w:rPr>
+                <w:rFonts w:ascii="Calibri" w:hAnsi="Calibri" w:cs="Calibri"/>
+              </w:rPr>
             </w:pPr>
             <w:r>
               <w:rPr>
@@ -631,6 +960,9 @@
           <w:p>
             <w:pPr>
               <w:spacing w:after="35" w:line="220" w:lineRule="auto"/>
+              <w:rPr>
+                <w:rFonts w:ascii="Calibri" w:hAnsi="Calibri" w:cs="Calibri"/>
+              </w:rPr>
             </w:pPr>
             <w:r>
               <w:rPr>
@@ -649,6 +981,9 @@
           <w:p>
             <w:pPr>
               <w:spacing w:after="35" w:line="220" w:lineRule="auto"/>
+              <w:rPr>
+                <w:rFonts w:ascii="Calibri" w:hAnsi="Calibri" w:cs="Calibri"/>
+              </w:rPr>
             </w:pPr>
             <w:r>
               <w:rPr>
@@ -667,6 +1002,9 @@
           <w:p>
             <w:pPr>
               <w:spacing w:after="35" w:line="220" w:lineRule="auto"/>
+              <w:rPr>
+                <w:rFonts w:ascii="Calibri" w:hAnsi="Calibri" w:cs="Calibri"/>
+              </w:rPr>
             </w:pPr>
             <w:r>
               <w:rPr>
@@ -685,20 +1023,16 @@
           <w:p>
             <w:pPr>
               <w:spacing w:after="35" w:line="220" w:lineRule="auto"/>
-            </w:pPr>
-            <w:r>
-              <w:rPr>
-                <w:rFonts w:ascii="Calibri" w:hAnsi="Calibri" w:cs="Calibri"/>
-                <w:sz w:val="17"/>
-              </w:rPr>
-              <w:t>Mandiant describes this repeated, non-disrup</w:t>
-            </w:r>
-            <w:r>
-              <w:rPr>
-                <w:rFonts w:ascii="Calibri" w:hAnsi="Calibri" w:cs="Calibri"/>
-                <w:sz w:val="17"/>
-              </w:rPr>
-              <w:t>tive request pattern as target verification before exploitation. It checks for a specific exploitable application condition. The report notes that validation may occur without follow-on activity, so the probe alone does not prove compromise.</w:t>
+              <w:rPr>
+                <w:rFonts w:ascii="Calibri" w:hAnsi="Calibri" w:cs="Calibri"/>
+              </w:rPr>
+            </w:pPr>
+            <w:r>
+              <w:rPr>
+                <w:rFonts w:ascii="Calibri" w:hAnsi="Calibri" w:cs="Calibri"/>
+                <w:sz w:val="17"/>
+              </w:rPr>
+              <w:t>Mandiant describes this repeated, non-disruptive request pattern as target verification before exploitation. It checks for a specific exploitable application condition. The report notes that validation may occur without follow-on activity, so the probe alone does not prove compromise.</w:t>
             </w:r>
           </w:p>
         </w:tc>
@@ -710,6 +1044,9 @@
           <w:p>
             <w:pPr>
               <w:spacing w:after="35" w:line="220" w:lineRule="auto"/>
+              <w:rPr>
+                <w:rFonts w:ascii="Calibri" w:hAnsi="Calibri" w:cs="Calibri"/>
+              </w:rPr>
             </w:pPr>
             <w:r>
               <w:rPr>
@@ -730,6 +1067,9 @@
           <w:p>
             <w:pPr>
               <w:spacing w:after="35" w:line="220" w:lineRule="auto"/>
+              <w:rPr>
+                <w:rFonts w:ascii="Calibri" w:hAnsi="Calibri" w:cs="Calibri"/>
+              </w:rPr>
             </w:pPr>
             <w:r>
               <w:rPr>
@@ -750,6 +1090,9 @@
           <w:p>
             <w:pPr>
               <w:spacing w:after="35" w:line="220" w:lineRule="auto"/>
+              <w:rPr>
+                <w:rFonts w:ascii="Calibri" w:hAnsi="Calibri" w:cs="Calibri"/>
+              </w:rPr>
             </w:pPr>
             <w:r>
               <w:rPr>
@@ -764,14 +1107,7 @@
                 <w:rFonts w:ascii="Calibri" w:hAnsi="Calibri" w:cs="Calibri"/>
                 <w:sz w:val="17"/>
               </w:rPr>
-              <w:t>Correlate with later shell processes or JSP writes; determine whether the host was only checked</w:t>
-            </w:r>
-            <w:r>
-              <w:rPr>
-                <w:rFonts w:ascii="Calibri" w:hAnsi="Calibri" w:cs="Calibri"/>
-                <w:sz w:val="17"/>
-              </w:rPr>
-              <w:t xml:space="preserve"> or later exploited.</w:t>
+              <w:t>Correlate with later shell processes or JSP writes; determine whether the host was only checked or later exploited.</w:t>
             </w:r>
           </w:p>
         </w:tc>
@@ -789,6 +1125,9 @@
           <w:p>
             <w:pPr>
               <w:spacing w:after="35" w:line="220" w:lineRule="auto"/>
+              <w:rPr>
+                <w:rFonts w:ascii="Calibri" w:hAnsi="Calibri" w:cs="Calibri"/>
+              </w:rPr>
             </w:pPr>
             <w:r>
               <w:rPr>
@@ -807,6 +1146,9 @@
           <w:p>
             <w:pPr>
               <w:spacing w:after="35" w:line="220" w:lineRule="auto"/>
+              <w:rPr>
+                <w:rFonts w:ascii="Calibri" w:hAnsi="Calibri" w:cs="Calibri"/>
+              </w:rPr>
             </w:pPr>
             <w:r>
               <w:rPr>
@@ -825,6 +1167,9 @@
           <w:p>
             <w:pPr>
               <w:spacing w:after="35" w:line="220" w:lineRule="auto"/>
+              <w:rPr>
+                <w:rFonts w:ascii="Calibri" w:hAnsi="Calibri" w:cs="Calibri"/>
+              </w:rPr>
             </w:pPr>
             <w:r>
               <w:rPr>
@@ -843,20 +1188,16 @@
           <w:p>
             <w:pPr>
               <w:spacing w:after="35" w:line="220" w:lineRule="auto"/>
-            </w:pPr>
-            <w:r>
-              <w:rPr>
-                <w:rFonts w:ascii="Calibri" w:hAnsi="Calibri" w:cs="Calibri"/>
-                <w:sz w:val="17"/>
-              </w:rPr>
-              <w:t>The report says percent-encoding P bypassed string-based WAF matching wh</w:t>
-            </w:r>
-            <w:r>
-              <w:rPr>
-                <w:rFonts w:ascii="Calibri" w:hAnsi="Calibri" w:cs="Calibri"/>
-                <w:sz w:val="17"/>
-              </w:rPr>
-              <w:t>ile WebLogic decoded and routed the path. Its ATT&amp;CK summary maps this behavior to T1027. No narrower sub-technique is assigned because the observed encoding is in a URI path, not a command or file.</w:t>
+              <w:rPr>
+                <w:rFonts w:ascii="Calibri" w:hAnsi="Calibri" w:cs="Calibri"/>
+              </w:rPr>
+            </w:pPr>
+            <w:r>
+              <w:rPr>
+                <w:rFonts w:ascii="Calibri" w:hAnsi="Calibri" w:cs="Calibri"/>
+                <w:sz w:val="17"/>
+              </w:rPr>
+              <w:t>The report says percent-encoding P bypassed string-based WAF matching while WebLogic decoded and routed the path. Its ATT&amp;CK summary maps this behavior to T1027. No narrower sub-technique is assigned because the observed encoding is in a URI path, not a command or file.</w:t>
             </w:r>
           </w:p>
         </w:tc>
@@ -868,6 +1209,9 @@
           <w:p>
             <w:pPr>
               <w:spacing w:after="35" w:line="220" w:lineRule="auto"/>
+              <w:rPr>
+                <w:rFonts w:ascii="Calibri" w:hAnsi="Calibri" w:cs="Calibri"/>
+              </w:rPr>
             </w:pPr>
             <w:r>
               <w:rPr>
@@ -882,19 +1226,15 @@
                 <w:rFonts w:ascii="Calibri" w:hAnsi="Calibri" w:cs="Calibri"/>
                 <w:sz w:val="17"/>
               </w:rPr>
-              <w:t>WAF/reverse-proxy logs and WebLogic access log</w:t>
-            </w:r>
-            <w:r>
-              <w:rPr>
-                <w:rFonts w:ascii="Calibri" w:hAnsi="Calibri" w:cs="Calibri"/>
-                <w:sz w:val="17"/>
-              </w:rPr>
-              <w:t>s.</w:t>
-            </w:r>
-          </w:p>
-          <w:p>
-            <w:pPr>
-              <w:spacing w:after="35" w:line="220" w:lineRule="auto"/>
+              <w:t>WAF/reverse-proxy logs and WebLogic access logs.</w:t>
+            </w:r>
+          </w:p>
+          <w:p>
+            <w:pPr>
+              <w:spacing w:after="35" w:line="220" w:lineRule="auto"/>
+              <w:rPr>
+                <w:rFonts w:ascii="Calibri" w:hAnsi="Calibri" w:cs="Calibri"/>
+              </w:rPr>
             </w:pPr>
             <w:r>
               <w:rPr>
@@ -915,6 +1255,9 @@
           <w:p>
             <w:pPr>
               <w:spacing w:after="35" w:line="220" w:lineRule="auto"/>
+              <w:rPr>
+                <w:rFonts w:ascii="Calibri" w:hAnsi="Calibri" w:cs="Calibri"/>
+              </w:rPr>
             </w:pPr>
             <w:r>
               <w:rPr>
@@ -947,21 +1290,16 @@
           <w:p>
             <w:pPr>
               <w:spacing w:after="35" w:line="220" w:lineRule="auto"/>
-            </w:pPr>
-            <w:r>
-              <w:rPr>
-                <w:rFonts w:ascii="Calibri" w:hAnsi="Calibri" w:cs="Calibri"/>
-                <w:sz w:val="17"/>
-              </w:rPr>
-              <w:lastRenderedPageBreak/>
-              <w:t>An external request exploits CVE-2026-3</w:t>
-            </w:r>
-            <w:r>
-              <w:rPr>
-                <w:rFonts w:ascii="Calibri" w:hAnsi="Calibri" w:cs="Calibri"/>
-                <w:sz w:val="17"/>
-              </w:rPr>
-              <w:t>5273 in PSEMHUB; the WebLogic Java process can spawn cmd.exe or /bin/sh and return command output without writing a file.</w:t>
+              <w:rPr>
+                <w:rFonts w:ascii="Calibri" w:hAnsi="Calibri" w:cs="Calibri"/>
+              </w:rPr>
+            </w:pPr>
+            <w:r>
+              <w:rPr>
+                <w:rFonts w:ascii="Calibri" w:hAnsi="Calibri" w:cs="Calibri"/>
+                <w:sz w:val="17"/>
+              </w:rPr>
+              <w:t>An external request exploits CVE-2026-35273 in PSEMHUB; the WebLogic Java process can spawn cmd.exe or /bin/sh and return command output without writing a file.</w:t>
             </w:r>
           </w:p>
         </w:tc>
@@ -973,6 +1311,9 @@
           <w:p>
             <w:pPr>
               <w:spacing w:after="35" w:line="220" w:lineRule="auto"/>
+              <w:rPr>
+                <w:rFonts w:ascii="Calibri" w:hAnsi="Calibri" w:cs="Calibri"/>
+              </w:rPr>
             </w:pPr>
             <w:r>
               <w:rPr>
@@ -991,6 +1332,9 @@
           <w:p>
             <w:pPr>
               <w:spacing w:after="35" w:line="220" w:lineRule="auto"/>
+              <w:rPr>
+                <w:rFonts w:ascii="Calibri" w:hAnsi="Calibri" w:cs="Calibri"/>
+              </w:rPr>
             </w:pPr>
             <w:r>
               <w:rPr>
@@ -1003,25 +1347,24 @@
           <w:p>
             <w:pPr>
               <w:spacing w:after="35" w:line="220" w:lineRule="auto"/>
-            </w:pPr>
-            <w:r>
-              <w:rPr>
-                <w:rFonts w:ascii="Calibri" w:hAnsi="Calibri" w:cs="Calibri"/>
-                <w:sz w:val="17"/>
-              </w:rPr>
-              <w:t>Command and Scripting Interpreter: Windows Command Shell (T1059.00</w:t>
-            </w:r>
-            <w:r>
-              <w:rPr>
-                <w:rFonts w:ascii="Calibri" w:hAnsi="Calibri" w:cs="Calibri"/>
-                <w:sz w:val="17"/>
-              </w:rPr>
-              <w:t>3)</w:t>
-            </w:r>
-          </w:p>
-          <w:p>
-            <w:pPr>
-              <w:spacing w:after="35" w:line="220" w:lineRule="auto"/>
+              <w:rPr>
+                <w:rFonts w:ascii="Calibri" w:hAnsi="Calibri" w:cs="Calibri"/>
+              </w:rPr>
+            </w:pPr>
+            <w:r>
+              <w:rPr>
+                <w:rFonts w:ascii="Calibri" w:hAnsi="Calibri" w:cs="Calibri"/>
+                <w:sz w:val="17"/>
+              </w:rPr>
+              <w:t>Command and Scripting Interpreter: Windows Command Shell (T1059.003)</w:t>
+            </w:r>
+          </w:p>
+          <w:p>
+            <w:pPr>
+              <w:spacing w:after="35" w:line="220" w:lineRule="auto"/>
+              <w:rPr>
+                <w:rFonts w:ascii="Calibri" w:hAnsi="Calibri" w:cs="Calibri"/>
+              </w:rPr>
             </w:pPr>
             <w:r>
               <w:rPr>
@@ -1040,20 +1383,16 @@
           <w:p>
             <w:pPr>
               <w:spacing w:after="35" w:line="220" w:lineRule="auto"/>
-            </w:pPr>
-            <w:r>
-              <w:rPr>
-                <w:rFonts w:ascii="Calibri" w:hAnsi="Calibri" w:cs="Calibri"/>
-                <w:sz w:val="17"/>
-              </w:rPr>
-              <w:t>The report identifies the public-facing PSEMHUB servlet and Java deserialization exploit. It separately describes fileless command execution and names the Windows and Unix shell children of WebLo</w:t>
-            </w:r>
-            <w:r>
-              <w:rPr>
-                <w:rFonts w:ascii="Calibri" w:hAnsi="Calibri" w:cs="Calibri"/>
-                <w:sz w:val="17"/>
-              </w:rPr>
-              <w:t>gic, supporting the platform-specific sub-techniques.</w:t>
+              <w:rPr>
+                <w:rFonts w:ascii="Calibri" w:hAnsi="Calibri" w:cs="Calibri"/>
+              </w:rPr>
+            </w:pPr>
+            <w:r>
+              <w:rPr>
+                <w:rFonts w:ascii="Calibri" w:hAnsi="Calibri" w:cs="Calibri"/>
+                <w:sz w:val="17"/>
+              </w:rPr>
+              <w:t>The report identifies the public-facing PSEMHUB servlet and Java deserialization exploit. It separately describes fileless command execution and names the Windows and Unix shell children of WebLogic, supporting the platform-specific sub-techniques.</w:t>
             </w:r>
           </w:p>
         </w:tc>
@@ -1065,6 +1404,9 @@
           <w:p>
             <w:pPr>
               <w:spacing w:after="35" w:line="220" w:lineRule="auto"/>
+              <w:rPr>
+                <w:rFonts w:ascii="Calibri" w:hAnsi="Calibri" w:cs="Calibri"/>
+              </w:rPr>
             </w:pPr>
             <w:r>
               <w:rPr>
@@ -1085,6 +1427,9 @@
           <w:p>
             <w:pPr>
               <w:spacing w:after="35" w:line="220" w:lineRule="auto"/>
+              <w:rPr>
+                <w:rFonts w:ascii="Calibri" w:hAnsi="Calibri" w:cs="Calibri"/>
+              </w:rPr>
             </w:pPr>
             <w:r>
               <w:rPr>
@@ -1105,6 +1450,9 @@
           <w:p>
             <w:pPr>
               <w:spacing w:after="35" w:line="220" w:lineRule="auto"/>
+              <w:rPr>
+                <w:rFonts w:ascii="Calibri" w:hAnsi="Calibri" w:cs="Calibri"/>
+              </w:rPr>
             </w:pPr>
             <w:r>
               <w:rPr>
@@ -1137,6 +1485,9 @@
           <w:p>
             <w:pPr>
               <w:spacing w:after="35" w:line="220" w:lineRule="auto"/>
+              <w:rPr>
+                <w:rFonts w:ascii="Calibri" w:hAnsi="Calibri" w:cs="Calibri"/>
+              </w:rPr>
             </w:pPr>
             <w:r>
               <w:rPr>
@@ -1155,6 +1506,9 @@
           <w:p>
             <w:pPr>
               <w:spacing w:after="35" w:line="220" w:lineRule="auto"/>
+              <w:rPr>
+                <w:rFonts w:ascii="Calibri" w:hAnsi="Calibri" w:cs="Calibri"/>
+              </w:rPr>
             </w:pPr>
             <w:r>
               <w:rPr>
@@ -1173,20 +1527,16 @@
           <w:p>
             <w:pPr>
               <w:spacing w:after="35" w:line="220" w:lineRule="auto"/>
-            </w:pPr>
-            <w:r>
-              <w:rPr>
-                <w:rFonts w:ascii="Calibri" w:hAnsi="Calibri" w:cs="Calibri"/>
-                <w:sz w:val="17"/>
-              </w:rPr>
-              <w:t>Server So</w:t>
-            </w:r>
-            <w:r>
-              <w:rPr>
-                <w:rFonts w:ascii="Calibri" w:hAnsi="Calibri" w:cs="Calibri"/>
-                <w:sz w:val="17"/>
-              </w:rPr>
-              <w:t>ftware Component: Web Shell (T1505.003)</w:t>
+              <w:rPr>
+                <w:rFonts w:ascii="Calibri" w:hAnsi="Calibri" w:cs="Calibri"/>
+              </w:rPr>
+            </w:pPr>
+            <w:r>
+              <w:rPr>
+                <w:rFonts w:ascii="Calibri" w:hAnsi="Calibri" w:cs="Calibri"/>
+                <w:sz w:val="17"/>
+              </w:rPr>
+              <w:t>Server Software Component: Web Shell (T1505.003)</w:t>
             </w:r>
           </w:p>
         </w:tc>
@@ -1198,20 +1548,16 @@
           <w:p>
             <w:pPr>
               <w:spacing w:after="35" w:line="220" w:lineRule="auto"/>
-            </w:pPr>
-            <w:r>
-              <w:rPr>
-                <w:rFonts w:ascii="Calibri" w:hAnsi="Calibri" w:cs="Calibri"/>
-                <w:sz w:val="17"/>
-              </w:rPr>
-              <w:t>Mandiant names x.jsp and u.jsp as deployed web shells and describes their remote command and file-handling functions. A server-side script placed in an exposed web directory is a direct match; no additional persisten</w:t>
-            </w:r>
-            <w:r>
-              <w:rPr>
-                <w:rFonts w:ascii="Calibri" w:hAnsi="Calibri" w:cs="Calibri"/>
-                <w:sz w:val="17"/>
-              </w:rPr>
-              <w:t>ce sub-technique is needed.</w:t>
+              <w:rPr>
+                <w:rFonts w:ascii="Calibri" w:hAnsi="Calibri" w:cs="Calibri"/>
+              </w:rPr>
+            </w:pPr>
+            <w:r>
+              <w:rPr>
+                <w:rFonts w:ascii="Calibri" w:hAnsi="Calibri" w:cs="Calibri"/>
+                <w:sz w:val="17"/>
+              </w:rPr>
+              <w:t>Mandiant names x.jsp and u.jsp as deployed web shells and describes their remote command and file-handling functions. A server-side script placed in an exposed web directory is a direct match; no additional persistence sub-technique is needed.</w:t>
             </w:r>
           </w:p>
         </w:tc>
@@ -1223,6 +1569,9 @@
           <w:p>
             <w:pPr>
               <w:spacing w:after="35" w:line="220" w:lineRule="auto"/>
+              <w:rPr>
+                <w:rFonts w:ascii="Calibri" w:hAnsi="Calibri" w:cs="Calibri"/>
+              </w:rPr>
             </w:pPr>
             <w:r>
               <w:rPr>
@@ -1243,6 +1592,9 @@
           <w:p>
             <w:pPr>
               <w:spacing w:after="35" w:line="220" w:lineRule="auto"/>
+              <w:rPr>
+                <w:rFonts w:ascii="Calibri" w:hAnsi="Calibri" w:cs="Calibri"/>
+              </w:rPr>
             </w:pPr>
             <w:r>
               <w:rPr>
@@ -1263,6 +1615,9 @@
           <w:p>
             <w:pPr>
               <w:spacing w:after="35" w:line="220" w:lineRule="auto"/>
+              <w:rPr>
+                <w:rFonts w:ascii="Calibri" w:hAnsi="Calibri" w:cs="Calibri"/>
+              </w:rPr>
             </w:pPr>
             <w:r>
               <w:rPr>
@@ -1277,14 +1632,7 @@
                 <w:rFonts w:ascii="Calibri" w:hAnsi="Calibri" w:cs="Calibri"/>
                 <w:sz w:val="17"/>
               </w:rPr>
-              <w:t>Inspect content and writer process/ac</w:t>
-            </w:r>
-            <w:r>
-              <w:rPr>
-                <w:rFonts w:ascii="Calibri" w:hAnsi="Calibri" w:cs="Calibri"/>
-                <w:sz w:val="17"/>
-              </w:rPr>
-              <w:t>count, correlate with exploit traffic, check every load-balanced node and preserve evidence.</w:t>
+              <w:t>Inspect content and writer process/account, correlate with exploit traffic, check every load-balanced node and preserve evidence.</w:t>
             </w:r>
           </w:p>
         </w:tc>
@@ -1302,13 +1650,16 @@
           <w:p>
             <w:pPr>
               <w:spacing w:after="35" w:line="220" w:lineRule="auto"/>
-            </w:pPr>
-            <w:bookmarkStart w:id="0" w:name="_GoBack" w:colFirst="1" w:colLast="1"/>
-            <w:r>
-              <w:rPr>
-                <w:rFonts w:ascii="Calibri" w:hAnsi="Calibri" w:cs="Calibri"/>
-                <w:sz w:val="17"/>
-              </w:rPr>
+              <w:rPr>
+                <w:rFonts w:ascii="Calibri" w:hAnsi="Calibri" w:cs="Calibri"/>
+              </w:rPr>
+            </w:pPr>
+            <w:r>
+              <w:rPr>
+                <w:rFonts w:ascii="Calibri" w:hAnsi="Calibri" w:cs="Calibri"/>
+                <w:sz w:val="17"/>
+              </w:rPr>
+              <w:lastRenderedPageBreak/>
               <w:t>Post-exploitation commands include hostname, uname -a, whoami/id and tasklist to learn host, user and running-process information.</w:t>
             </w:r>
           </w:p>
@@ -1321,6 +1672,9 @@
           <w:p>
             <w:pPr>
               <w:spacing w:after="35" w:line="220" w:lineRule="auto"/>
+              <w:rPr>
+                <w:rFonts w:ascii="Calibri" w:hAnsi="Calibri" w:cs="Calibri"/>
+              </w:rPr>
             </w:pPr>
             <w:r>
               <w:rPr>
@@ -1339,25 +1693,24 @@
           <w:p>
             <w:pPr>
               <w:spacing w:after="35" w:line="220" w:lineRule="auto"/>
-            </w:pPr>
-            <w:r>
-              <w:rPr>
-                <w:rFonts w:ascii="Calibri" w:hAnsi="Calibri" w:cs="Calibri"/>
-                <w:sz w:val="17"/>
-              </w:rPr>
-              <w:t>System Information Di</w:t>
-            </w:r>
-            <w:r>
-              <w:rPr>
-                <w:rFonts w:ascii="Calibri" w:hAnsi="Calibri" w:cs="Calibri"/>
-                <w:sz w:val="17"/>
-              </w:rPr>
-              <w:t>scovery (T1082)</w:t>
-            </w:r>
-          </w:p>
-          <w:p>
-            <w:pPr>
-              <w:spacing w:after="35" w:line="220" w:lineRule="auto"/>
+              <w:rPr>
+                <w:rFonts w:ascii="Calibri" w:hAnsi="Calibri" w:cs="Calibri"/>
+              </w:rPr>
+            </w:pPr>
+            <w:r>
+              <w:rPr>
+                <w:rFonts w:ascii="Calibri" w:hAnsi="Calibri" w:cs="Calibri"/>
+                <w:sz w:val="17"/>
+              </w:rPr>
+              <w:t>System Information Discovery (T1082)</w:t>
+            </w:r>
+          </w:p>
+          <w:p>
+            <w:pPr>
+              <w:spacing w:after="35" w:line="220" w:lineRule="auto"/>
+              <w:rPr>
+                <w:rFonts w:ascii="Calibri" w:hAnsi="Calibri" w:cs="Calibri"/>
+              </w:rPr>
             </w:pPr>
             <w:r>
               <w:rPr>
@@ -1370,6 +1723,9 @@
           <w:p>
             <w:pPr>
               <w:spacing w:after="35" w:line="220" w:lineRule="auto"/>
+              <w:rPr>
+                <w:rFonts w:ascii="Calibri" w:hAnsi="Calibri" w:cs="Calibri"/>
+              </w:rPr>
             </w:pPr>
             <w:r>
               <w:rPr>
@@ -1388,20 +1744,16 @@
           <w:p>
             <w:pPr>
               <w:spacing w:after="35" w:line="220" w:lineRule="auto"/>
-            </w:pPr>
-            <w:r>
-              <w:rPr>
-                <w:rFonts w:ascii="Calibri" w:hAnsi="Calibri" w:cs="Calibri"/>
-                <w:sz w:val="17"/>
-              </w:rPr>
-              <w:t xml:space="preserve">The article explicitly lists the commands: hostname/uname -a for system details, whoami/id for the active identity, and tasklist to verify running processes. Each ID maps to a </w:t>
-            </w:r>
-            <w:r>
-              <w:rPr>
-                <w:rFonts w:ascii="Calibri" w:hAnsi="Calibri" w:cs="Calibri"/>
-                <w:sz w:val="17"/>
-              </w:rPr>
-              <w:t>reported command category.</w:t>
+              <w:rPr>
+                <w:rFonts w:ascii="Calibri" w:hAnsi="Calibri" w:cs="Calibri"/>
+              </w:rPr>
+            </w:pPr>
+            <w:r>
+              <w:rPr>
+                <w:rFonts w:ascii="Calibri" w:hAnsi="Calibri" w:cs="Calibri"/>
+                <w:sz w:val="17"/>
+              </w:rPr>
+              <w:t>The article explicitly lists the commands: hostname/uname -a for system details, whoami/id for the active identity, and tasklist to verify running processes. Each ID maps to a reported command category.</w:t>
             </w:r>
           </w:p>
         </w:tc>
@@ -1413,6 +1765,9 @@
           <w:p>
             <w:pPr>
               <w:spacing w:after="35" w:line="220" w:lineRule="auto"/>
+              <w:rPr>
+                <w:rFonts w:ascii="Calibri" w:hAnsi="Calibri" w:cs="Calibri"/>
+              </w:rPr>
             </w:pPr>
             <w:r>
               <w:rPr>
@@ -1433,6 +1788,9 @@
           <w:p>
             <w:pPr>
               <w:spacing w:after="35" w:line="220" w:lineRule="auto"/>
+              <w:rPr>
+                <w:rFonts w:ascii="Calibri" w:hAnsi="Calibri" w:cs="Calibri"/>
+              </w:rPr>
             </w:pPr>
             <w:r>
               <w:rPr>
@@ -1453,6 +1811,9 @@
           <w:p>
             <w:pPr>
               <w:spacing w:after="35" w:line="220" w:lineRule="auto"/>
+              <w:rPr>
+                <w:rFonts w:ascii="Calibri" w:hAnsi="Calibri" w:cs="Calibri"/>
+              </w:rPr>
             </w:pPr>
             <w:r>
               <w:rPr>
@@ -1467,19 +1828,11 @@
                 <w:rFonts w:ascii="Calibri" w:hAnsi="Calibri" w:cs="Calibri"/>
                 <w:sz w:val="17"/>
               </w:rPr>
-              <w:t>Correlate with fi</w:t>
-            </w:r>
-            <w:r>
-              <w:rPr>
-                <w:rFonts w:ascii="Calibri" w:hAnsi="Calibri" w:cs="Calibri"/>
-                <w:sz w:val="17"/>
-              </w:rPr>
-              <w:t>le writes and outbound activity, review root/SYSTEM context and compare with expected admin baselines.</w:t>
+              <w:t>Correlate with file writes and outbound activity, review root/SYSTEM context and compare with expected admin baselines.</w:t>
             </w:r>
           </w:p>
         </w:tc>
       </w:tr>
-      <w:bookmarkEnd w:id="0"/>
       <w:tr>
         <w:trPr>
           <w:cantSplit/>
@@ -1493,6 +1846,9 @@
           <w:p>
             <w:pPr>
               <w:spacing w:after="35" w:line="220" w:lineRule="auto"/>
+              <w:rPr>
+                <w:rFonts w:ascii="Calibri" w:hAnsi="Calibri" w:cs="Calibri"/>
+              </w:rPr>
             </w:pPr>
             <w:r>
               <w:rPr>
@@ -1511,20 +1867,16 @@
           <w:p>
             <w:pPr>
               <w:spacing w:after="35" w:line="220" w:lineRule="auto"/>
-            </w:pPr>
-            <w:r>
-              <w:rPr>
-                <w:rFonts w:ascii="Calibri" w:hAnsi="Calibri" w:cs="Calibri"/>
-                <w:sz w:val="17"/>
-              </w:rPr>
-              <w:t>Command and Cont</w:t>
-            </w:r>
-            <w:r>
-              <w:rPr>
-                <w:rFonts w:ascii="Calibri" w:hAnsi="Calibri" w:cs="Calibri"/>
-                <w:sz w:val="17"/>
-              </w:rPr>
-              <w:t>rol</w:t>
+              <w:rPr>
+                <w:rFonts w:ascii="Calibri" w:hAnsi="Calibri" w:cs="Calibri"/>
+              </w:rPr>
+            </w:pPr>
+            <w:r>
+              <w:rPr>
+                <w:rFonts w:ascii="Calibri" w:hAnsi="Calibri" w:cs="Calibri"/>
+                <w:sz w:val="17"/>
+              </w:rPr>
+              <w:t>Command and Control</w:t>
             </w:r>
           </w:p>
         </w:tc>
@@ -1536,6 +1888,9 @@
           <w:p>
             <w:pPr>
               <w:spacing w:after="35" w:line="220" w:lineRule="auto"/>
+              <w:rPr>
+                <w:rFonts w:ascii="Calibri" w:hAnsi="Calibri" w:cs="Calibri"/>
+              </w:rPr>
             </w:pPr>
             <w:r>
               <w:rPr>
@@ -1548,6 +1903,9 @@
           <w:p>
             <w:pPr>
               <w:spacing w:after="35" w:line="220" w:lineRule="auto"/>
+              <w:rPr>
+                <w:rFonts w:ascii="Calibri" w:hAnsi="Calibri" w:cs="Calibri"/>
+              </w:rPr>
             </w:pPr>
             <w:r>
               <w:rPr>
@@ -1566,20 +1924,16 @@
           <w:p>
             <w:pPr>
               <w:spacing w:after="35" w:line="220" w:lineRule="auto"/>
-            </w:pPr>
-            <w:r>
-              <w:rPr>
-                <w:rFonts w:ascii="Calibri" w:hAnsi="Calibri" w:cs="Calibri"/>
-                <w:sz w:val="17"/>
-              </w:rPr>
-              <w:t xml:space="preserve">The report says Neo-ReGeorg routes SOCKS5 traffic through HTTP/S and the compromised web tier for internal discovery/lateral movement, supporting Internal Proxy. It identifies MeshAgent as </w:t>
-            </w:r>
-            <w:r>
-              <w:rPr>
-                <w:rFonts w:ascii="Calibri" w:hAnsi="Calibri" w:cs="Calibri"/>
-                <w:sz w:val="17"/>
-              </w:rPr>
-              <w:t>RMM used to maintain interactive access; the broader T1219 mapping is used without a narrower sub-technique.</w:t>
+              <w:rPr>
+                <w:rFonts w:ascii="Calibri" w:hAnsi="Calibri" w:cs="Calibri"/>
+              </w:rPr>
+            </w:pPr>
+            <w:r>
+              <w:rPr>
+                <w:rFonts w:ascii="Calibri" w:hAnsi="Calibri" w:cs="Calibri"/>
+                <w:sz w:val="17"/>
+              </w:rPr>
+              <w:t>The report says Neo-ReGeorg routes SOCKS5 traffic through HTTP/S and the compromised web tier for internal discovery/lateral movement, supporting Internal Proxy. It identifies MeshAgent as RMM used to maintain interactive access; the broader T1219 mapping is used without a narrower sub-technique.</w:t>
             </w:r>
           </w:p>
         </w:tc>
@@ -1591,6 +1945,9 @@
           <w:p>
             <w:pPr>
               <w:spacing w:after="35" w:line="220" w:lineRule="auto"/>
+              <w:rPr>
+                <w:rFonts w:ascii="Calibri" w:hAnsi="Calibri" w:cs="Calibri"/>
+              </w:rPr>
             </w:pPr>
             <w:r>
               <w:rPr>
@@ -1611,6 +1968,9 @@
           <w:p>
             <w:pPr>
               <w:spacing w:after="35" w:line="220" w:lineRule="auto"/>
+              <w:rPr>
+                <w:rFonts w:ascii="Calibri" w:hAnsi="Calibri" w:cs="Calibri"/>
+              </w:rPr>
             </w:pPr>
             <w:r>
               <w:rPr>
@@ -1625,19 +1985,15 @@
                 <w:rFonts w:ascii="Calibri" w:hAnsi="Calibri" w:cs="Calibri"/>
                 <w:sz w:val="17"/>
               </w:rPr>
-              <w:t>Check for tunnel JSPs, MeshAgent files/processes and outbou</w:t>
-            </w:r>
-            <w:r>
-              <w:rPr>
-                <w:rFonts w:ascii="Calibri" w:hAnsi="Calibri" w:cs="Calibri"/>
-                <w:sz w:val="17"/>
-              </w:rPr>
-              <w:t>nd connections to report indicators; record parent process and destinations.</w:t>
-            </w:r>
-          </w:p>
-          <w:p>
-            <w:pPr>
-              <w:spacing w:after="35" w:line="220" w:lineRule="auto"/>
+              <w:t>Check for tunnel JSPs, MeshAgent files/processes and outbound connections to report indicators; record parent process and destinations.</w:t>
+            </w:r>
+          </w:p>
+          <w:p>
+            <w:pPr>
+              <w:spacing w:after="35" w:line="220" w:lineRule="auto"/>
+              <w:rPr>
+                <w:rFonts w:ascii="Calibri" w:hAnsi="Calibri" w:cs="Calibri"/>
+              </w:rPr>
             </w:pPr>
             <w:r>
               <w:rPr>
@@ -1658,7 +2014,13 @@
         </w:tc>
       </w:tr>
     </w:tbl>
-    <w:p/>
+    <w:p>
+      <w:pPr>
+        <w:rPr>
+          <w:rFonts w:ascii="Calibri" w:hAnsi="Calibri" w:cs="Calibri"/>
+        </w:rPr>
+      </w:pPr>
+    </w:p>
     <w:sectPr>
       <w:pgSz w:w="12240" w:h="15840"/>
       <w:pgMar w:top="1440" w:right="1440" w:bottom="1440" w:left="1440" w:header="720" w:footer="720" w:gutter="0"/>
@@ -1669,8 +2031,58 @@
 </w:document>
 </file>
 
+<file path=word/endnotes.xml><?xml version="1.0" encoding="utf-8"?>
+<w:endnotes xmlns:wpc="http://schemas.microsoft.com/office/word/2010/wordprocessingCanvas" xmlns:cx="http://schemas.microsoft.com/office/drawing/2014/chartex" xmlns:cx1="http://schemas.microsoft.com/office/drawing/2015/9/8/chartex" xmlns:cx2="http://schemas.microsoft.com/office/drawing/2015/10/21/chartex" xmlns:cx3="http://schemas.microsoft.com/office/drawing/2016/5/9/chartex" xmlns:cx4="http://schemas.microsoft.com/office/drawing/2016/5/10/chartex" xmlns:cx5="http://schemas.microsoft.com/office/drawing/2016/5/11/chartex" xmlns:cx6="http://schemas.microsoft.com/office/drawing/2016/5/12/chartex" xmlns:cx7="http://schemas.microsoft.com/office/drawing/2016/5/13/chartex" xmlns:cx8="http://schemas.microsoft.com/office/drawing/2016/5/14/chartex" xmlns:mc="http://schemas.openxmlformats.org/markup-compatibility/2006" xmlns:aink="http://schemas.microsoft.com/office/drawing/2016/ink" xmlns:am3d="http://schemas.microsoft.com/office/drawing/2017/model3d" xmlns:o="urn:schemas-microsoft-com:office:office" xmlns:oel="http://schemas.microsoft.com/office/2019/extlst" xmlns:r="http://schemas.openxmlformats.org/officeDocument/2006/relationships" xmlns:m="http://schemas.openxmlformats.org/officeDocument/2006/math" xmlns:v="urn:schemas-microsoft-com:vml" xmlns:wp14="http://schemas.microsoft.com/office/word/2010/wordprocessingDrawing" xmlns:wp="http://schemas.openxmlformats.org/drawingml/2006/wordprocessingDrawing" xmlns:w10="urn:schemas-microsoft-com:office:word" xmlns:w="http://schemas.openxmlformats.org/wordprocessingml/2006/main" xmlns:w14="http://schemas.microsoft.com/office/word/2010/wordml" xmlns:w15="http://schemas.microsoft.com/office/word/2012/wordml" xmlns:w16cex="http://schemas.microsoft.com/office/word/2018/wordml/cex" xmlns:w16cid="http://schemas.microsoft.com/office/word/2016/wordml/cid" xmlns:w16="http://schemas.microsoft.com/office/word/2018/wordml" xmlns:w16du="http://schemas.microsoft.com/office/word/2023/wordml/word16du" xmlns:w16sdtdh="http://schemas.microsoft.com/office/word/2020/wordml/sdtdatahash" xmlns:w16sdtfl="http://schemas.microsoft.com/office/word/2024/wordml/sdtformatlock" xmlns:w16se="http://schemas.microsoft.com/office/word/2015/wordml/symex" xmlns:wpg="http://schemas.microsoft.com/office/word/2010/wordprocessingGroup" xmlns:wpi="http://schemas.microsoft.com/office/word/2010/wordprocessingInk" xmlns:wne="http://schemas.microsoft.com/office/word/2006/wordml" xmlns:wps="http://schemas.microsoft.com/office/word/2010/wordprocessingShape" mc:Ignorable="w14 w15 w16se w16cid w16 w16cex w16sdtdh w16sdtfl w16du wp14">
+  <w:endnote w:type="separator" w:id="-1">
+    <w:p>
+      <w:pPr>
+        <w:spacing w:after="0" w:line="240" w:lineRule="auto"/>
+      </w:pPr>
+      <w:r>
+        <w:separator/>
+      </w:r>
+    </w:p>
+  </w:endnote>
+  <w:endnote w:type="continuationSeparator" w:id="0">
+    <w:p>
+      <w:pPr>
+        <w:spacing w:after="0" w:line="240" w:lineRule="auto"/>
+      </w:pPr>
+      <w:r>
+        <w:continuationSeparator/>
+      </w:r>
+    </w:p>
+  </w:endnote>
+</w:endnotes>
+</file>
+
+<file path=word/footnotes.xml><?xml version="1.0" encoding="utf-8"?>
+<w:footnotes xmlns:wpc="http://schemas.microsoft.com/office/word/2010/wordprocessingCanvas" xmlns:cx="http://schemas.microsoft.com/office/drawing/2014/chartex" xmlns:cx1="http://schemas.microsoft.com/office/drawing/2015/9/8/chartex" xmlns:cx2="http://schemas.microsoft.com/office/drawing/2015/10/21/chartex" xmlns:cx3="http://schemas.microsoft.com/office/drawing/2016/5/9/chartex" xmlns:cx4="http://schemas.microsoft.com/office/drawing/2016/5/10/chartex" xmlns:cx5="http://schemas.microsoft.com/office/drawing/2016/5/11/chartex" xmlns:cx6="http://schemas.microsoft.com/office/drawing/2016/5/12/chartex" xmlns:cx7="http://schemas.microsoft.com/office/drawing/2016/5/13/chartex" xmlns:cx8="http://schemas.microsoft.com/office/drawing/2016/5/14/chartex" xmlns:mc="http://schemas.openxmlformats.org/markup-compatibility/2006" xmlns:aink="http://schemas.microsoft.com/office/drawing/2016/ink" xmlns:am3d="http://schemas.microsoft.com/office/drawing/2017/model3d" xmlns:o="urn:schemas-microsoft-com:office:office" xmlns:oel="http://schemas.microsoft.com/office/2019/extlst" xmlns:r="http://schemas.openxmlformats.org/officeDocument/2006/relationships" xmlns:m="http://schemas.openxmlformats.org/officeDocument/2006/math" xmlns:v="urn:schemas-microsoft-com:vml" xmlns:wp14="http://schemas.microsoft.com/office/word/2010/wordprocessingDrawing" xmlns:wp="http://schemas.openxmlformats.org/drawingml/2006/wordprocessingDrawing" xmlns:w10="urn:schemas-microsoft-com:office:word" xmlns:w="http://schemas.openxmlformats.org/wordprocessingml/2006/main" xmlns:w14="http://schemas.microsoft.com/office/word/2010/wordml" xmlns:w15="http://schemas.microsoft.com/office/word/2012/wordml" xmlns:w16cex="http://schemas.microsoft.com/office/word/2018/wordml/cex" xmlns:w16cid="http://schemas.microsoft.com/office/word/2016/wordml/cid" xmlns:w16="http://schemas.microsoft.com/office/word/2018/wordml" xmlns:w16du="http://schemas.microsoft.com/office/word/2023/wordml/word16du" xmlns:w16sdtdh="http://schemas.microsoft.com/office/word/2020/wordml/sdtdatahash" xmlns:w16sdtfl="http://schemas.microsoft.com/office/word/2024/wordml/sdtformatlock" xmlns:w16se="http://schemas.microsoft.com/office/word/2015/wordml/symex" xmlns:wpg="http://schemas.microsoft.com/office/word/2010/wordprocessingGroup" xmlns:wpi="http://schemas.microsoft.com/office/word/2010/wordprocessingInk" xmlns:wne="http://schemas.microsoft.com/office/word/2006/wordml" xmlns:wps="http://schemas.microsoft.com/office/word/2010/wordprocessingShape" mc:Ignorable="w14 w15 w16se w16cid w16 w16cex w16sdtdh w16sdtfl w16du wp14">
+  <w:footnote w:type="separator" w:id="-1">
+    <w:p>
+      <w:pPr>
+        <w:spacing w:after="0" w:line="240" w:lineRule="auto"/>
+      </w:pPr>
+      <w:r>
+        <w:separator/>
+      </w:r>
+    </w:p>
+  </w:footnote>
+  <w:footnote w:type="continuationSeparator" w:id="0">
+    <w:p>
+      <w:pPr>
+        <w:spacing w:after="0" w:line="240" w:lineRule="auto"/>
+      </w:pPr>
+      <w:r>
+        <w:continuationSeparator/>
+      </w:r>
+    </w:p>
+  </w:footnote>
+</w:footnotes>
+</file>
+
 <file path=word/numbering.xml><?xml version="1.0" encoding="utf-8"?>
-<w:numbering xmlns:wpc="http://schemas.microsoft.com/office/word/2010/wordprocessingCanvas" xmlns:cx="http://schemas.microsoft.com/office/drawing/2014/chartex" xmlns:cx1="http://schemas.microsoft.com/office/drawing/2015/9/8/chartex" xmlns:mc="http://schemas.openxmlformats.org/markup-compatibility/2006" xmlns:o="urn:schemas-microsoft-com:office:office" xmlns:r="http://schemas.openxmlformats.org/officeDocument/2006/relationships" xmlns:m="http://schemas.openxmlformats.org/officeDocument/2006/math" xmlns:v="urn:schemas-microsoft-com:vml" xmlns:wp14="http://schemas.microsoft.com/office/word/2010/wordprocessingDrawing" xmlns:wp="http://schemas.openxmlformats.org/drawingml/2006/wordprocessingDrawing" xmlns:w10="urn:schemas-microsoft-com:office:word" xmlns:w="http://schemas.openxmlformats.org/wordprocessingml/2006/main" xmlns:w14="http://schemas.microsoft.com/office/word/2010/wordml" xmlns:w15="http://schemas.microsoft.com/office/word/2012/wordml" xmlns:w16se="http://schemas.microsoft.com/office/word/2015/wordml/symex" xmlns:wpg="http://schemas.microsoft.com/office/word/2010/wordprocessingGroup" xmlns:wpi="http://schemas.microsoft.com/office/word/2010/wordprocessingInk" xmlns:wne="http://schemas.microsoft.com/office/word/2006/wordml" xmlns:wps="http://schemas.microsoft.com/office/word/2010/wordprocessingShape" mc:Ignorable="w14 w15 w16se wp14">
+<w:numbering xmlns:wpc="http://schemas.microsoft.com/office/word/2010/wordprocessingCanvas" xmlns:cx="http://schemas.microsoft.com/office/drawing/2014/chartex" xmlns:cx1="http://schemas.microsoft.com/office/drawing/2015/9/8/chartex" xmlns:cx2="http://schemas.microsoft.com/office/drawing/2015/10/21/chartex" xmlns:cx3="http://schemas.microsoft.com/office/drawing/2016/5/9/chartex" xmlns:cx4="http://schemas.microsoft.com/office/drawing/2016/5/10/chartex" xmlns:cx5="http://schemas.microsoft.com/office/drawing/2016/5/11/chartex" xmlns:cx6="http://schemas.microsoft.com/office/drawing/2016/5/12/chartex" xmlns:cx7="http://schemas.microsoft.com/office/drawing/2016/5/13/chartex" xmlns:cx8="http://schemas.microsoft.com/office/drawing/2016/5/14/chartex" xmlns:mc="http://schemas.openxmlformats.org/markup-compatibility/2006" xmlns:aink="http://schemas.microsoft.com/office/drawing/2016/ink" xmlns:am3d="http://schemas.microsoft.com/office/drawing/2017/model3d" xmlns:o="urn:schemas-microsoft-com:office:office" xmlns:oel="http://schemas.microsoft.com/office/2019/extlst" xmlns:r="http://schemas.openxmlformats.org/officeDocument/2006/relationships" xmlns:m="http://schemas.openxmlformats.org/officeDocument/2006/math" xmlns:v="urn:schemas-microsoft-com:vml" xmlns:wp14="http://schemas.microsoft.com/office/word/2010/wordprocessingDrawing" xmlns:wp="http://schemas.openxmlformats.org/drawingml/2006/wordprocessingDrawing" xmlns:w10="urn:schemas-microsoft-com:office:word" xmlns:w="http://schemas.openxmlformats.org/wordprocessingml/2006/main" xmlns:w14="http://schemas.microsoft.com/office/word/2010/wordml" xmlns:w15="http://schemas.microsoft.com/office/word/2012/wordml" xmlns:w16cex="http://schemas.microsoft.com/office/word/2018/wordml/cex" xmlns:w16cid="http://schemas.microsoft.com/office/word/2016/wordml/cid" xmlns:w16="http://schemas.microsoft.com/office/word/2018/wordml" xmlns:w16du="http://schemas.microsoft.com/office/word/2023/wordml/word16du" xmlns:w16sdtdh="http://schemas.microsoft.com/office/word/2020/wordml/sdtdatahash" xmlns:w16sdtfl="http://schemas.microsoft.com/office/word/2024/wordml/sdtformatlock" xmlns:w16se="http://schemas.microsoft.com/office/word/2015/wordml/symex" xmlns:wpg="http://schemas.microsoft.com/office/word/2010/wordprocessingGroup" xmlns:wpi="http://schemas.microsoft.com/office/word/2010/wordprocessingInk" xmlns:wne="http://schemas.microsoft.com/office/word/2006/wordml" xmlns:wps="http://schemas.microsoft.com/office/word/2010/wordprocessingShape" mc:Ignorable="w14 w15 w16se w16cid w16 w16cex w16sdtdh w16sdtfl w16du wp14">
   <w:abstractNum w:abstractNumId="0" w15:restartNumberingAfterBreak="0">
     <w:nsid w:val="06D306A1"/>
     <w:multiLevelType w:val="multilevel"/>
@@ -1933,17 +2345,17 @@
       </w:pPr>
     </w:lvl>
   </w:abstractNum>
-  <w:num w:numId="1">
+  <w:num w:numId="1" w16cid:durableId="993997142">
     <w:abstractNumId w:val="0"/>
   </w:num>
-  <w:num w:numId="2">
+  <w:num w:numId="2" w16cid:durableId="1436973998">
     <w:abstractNumId w:val="1"/>
   </w:num>
 </w:numbering>
 </file>
 
 <file path=word/styles.xml><?xml version="1.0" encoding="utf-8"?>
-<w:styles xmlns:mc="http://schemas.openxmlformats.org/markup-compatibility/2006" xmlns:r="http://schemas.openxmlformats.org/officeDocument/2006/relationships" xmlns:w="http://schemas.openxmlformats.org/wordprocessingml/2006/main" xmlns:w14="http://schemas.microsoft.com/office/word/2010/wordml" xmlns:w15="http://schemas.microsoft.com/office/word/2012/wordml" xmlns:w16se="http://schemas.microsoft.com/office/word/2015/wordml/symex" mc:Ignorable="w14 w15 w16se">
+<w:styles xmlns:mc="http://schemas.openxmlformats.org/markup-compatibility/2006" xmlns:r="http://schemas.openxmlformats.org/officeDocument/2006/relationships" xmlns:w="http://schemas.openxmlformats.org/wordprocessingml/2006/main" xmlns:w14="http://schemas.microsoft.com/office/word/2010/wordml" xmlns:w15="http://schemas.microsoft.com/office/word/2012/wordml" xmlns:w16cex="http://schemas.microsoft.com/office/word/2018/wordml/cex" xmlns:w16cid="http://schemas.microsoft.com/office/word/2016/wordml/cid" xmlns:w16="http://schemas.microsoft.com/office/word/2018/wordml" xmlns:w16du="http://schemas.microsoft.com/office/word/2023/wordml/word16du" xmlns:w16sdtdh="http://schemas.microsoft.com/office/word/2020/wordml/sdtdatahash" xmlns:w16sdtfl="http://schemas.microsoft.com/office/word/2024/wordml/sdtformatlock" xmlns:w16se="http://schemas.microsoft.com/office/word/2015/wordml/symex" mc:Ignorable="w14 w15 w16se w16cid w16 w16cex w16sdtdh w16sdtfl w16du">
   <w:docDefaults>
     <w:rPrDefault>
       <w:rPr>
@@ -1959,7 +2371,7 @@
       </w:pPr>
     </w:pPrDefault>
   </w:docDefaults>
-  <w:latentStyles w:defLockedState="0" w:defUIPriority="99" w:defSemiHidden="0" w:defUnhideWhenUsed="0" w:defQFormat="0" w:count="371">
+  <w:latentStyles w:defLockedState="0" w:defUIPriority="99" w:defSemiHidden="0" w:defUnhideWhenUsed="0" w:defQFormat="0" w:count="376">
     <w:lsdException w:name="Normal" w:uiPriority="0" w:qFormat="1"/>
     <w:lsdException w:name="heading 1" w:uiPriority="9" w:qFormat="1"/>
     <w:lsdException w:name="heading 2" w:semiHidden="1" w:uiPriority="9" w:unhideWhenUsed="1" w:qFormat="1"/>
@@ -2331,11 +2743,39 @@
     <w:lsdException w:name="List Table 5 Dark Accent 6" w:uiPriority="50"/>
     <w:lsdException w:name="List Table 6 Colorful Accent 6" w:uiPriority="51"/>
     <w:lsdException w:name="List Table 7 Colorful Accent 6" w:uiPriority="52"/>
+    <w:lsdException w:name="Mention" w:semiHidden="1" w:unhideWhenUsed="1"/>
+    <w:lsdException w:name="Smart Hyperlink" w:semiHidden="1" w:unhideWhenUsed="1"/>
+    <w:lsdException w:name="Hashtag" w:semiHidden="1" w:unhideWhenUsed="1"/>
+    <w:lsdException w:name="Unresolved Mention" w:semiHidden="1" w:unhideWhenUsed="1"/>
+    <w:lsdException w:name="Smart Link" w:semiHidden="1" w:unhideWhenUsed="1"/>
   </w:latentStyles>
   <w:style w:type="paragraph" w:default="1" w:styleId="a">
     <w:name w:val="Normal"/>
     <w:qFormat/>
     <w:rsid w:val="000205F1"/>
+  </w:style>
+  <w:style w:type="paragraph" w:styleId="2">
+    <w:name w:val="heading 2"/>
+    <w:basedOn w:val="a"/>
+    <w:next w:val="a"/>
+    <w:link w:val="20"/>
+    <w:uiPriority w:val="9"/>
+    <w:semiHidden/>
+    <w:unhideWhenUsed/>
+    <w:qFormat/>
+    <w:rsid w:val="009C759B"/>
+    <w:pPr>
+      <w:keepNext/>
+      <w:keepLines/>
+      <w:spacing w:before="40" w:after="0"/>
+      <w:outlineLvl w:val="1"/>
+    </w:pPr>
+    <w:rPr>
+      <w:rFonts w:asciiTheme="majorHAnsi" w:eastAsiaTheme="majorEastAsia" w:hAnsiTheme="majorHAnsi" w:cstheme="majorBidi"/>
+      <w:color w:val="2F5496" w:themeColor="accent1" w:themeShade="BF"/>
+      <w:sz w:val="26"/>
+      <w:szCs w:val="26"/>
+    </w:rPr>
   </w:style>
   <w:style w:type="paragraph" w:styleId="5">
     <w:name w:val="heading 5"/>
@@ -2359,7 +2799,6 @@
   <w:style w:type="character" w:default="1" w:styleId="a0">
     <w:name w:val="Default Paragraph Font"/>
     <w:uiPriority w:val="1"/>
-    <w:semiHidden/>
     <w:unhideWhenUsed/>
   </w:style>
   <w:style w:type="table" w:default="1" w:styleId="a1">
@@ -2421,8 +2860,8 @@
       <w:u w:val="single"/>
     </w:rPr>
   </w:style>
-  <w:style w:type="character" w:customStyle="1" w:styleId="UnresolvedMention">
-    <w:name w:val="Unresolved Mention"/>
+  <w:style w:type="character" w:customStyle="1" w:styleId="1">
+    <w:name w:val="אזכור לא מזוהה1"/>
     <w:basedOn w:val="a0"/>
     <w:uiPriority w:val="99"/>
     <w:semiHidden/>
@@ -2470,6 +2909,64 @@
     <w:rPr>
       <w:b/>
       <w:bCs/>
+    </w:rPr>
+  </w:style>
+  <w:style w:type="paragraph" w:styleId="a4">
+    <w:name w:val="header"/>
+    <w:basedOn w:val="a"/>
+    <w:link w:val="a5"/>
+    <w:uiPriority w:val="99"/>
+    <w:unhideWhenUsed/>
+    <w:rsid w:val="009C759B"/>
+    <w:pPr>
+      <w:tabs>
+        <w:tab w:val="center" w:pos="4513"/>
+        <w:tab w:val="right" w:pos="9026"/>
+      </w:tabs>
+      <w:spacing w:after="0" w:line="240" w:lineRule="auto"/>
+    </w:pPr>
+  </w:style>
+  <w:style w:type="character" w:customStyle="1" w:styleId="a5">
+    <w:name w:val="כותרת עליונה תו"/>
+    <w:basedOn w:val="a0"/>
+    <w:link w:val="a4"/>
+    <w:uiPriority w:val="99"/>
+    <w:rsid w:val="009C759B"/>
+  </w:style>
+  <w:style w:type="paragraph" w:styleId="a6">
+    <w:name w:val="footer"/>
+    <w:basedOn w:val="a"/>
+    <w:link w:val="a7"/>
+    <w:uiPriority w:val="99"/>
+    <w:unhideWhenUsed/>
+    <w:rsid w:val="009C759B"/>
+    <w:pPr>
+      <w:tabs>
+        <w:tab w:val="center" w:pos="4513"/>
+        <w:tab w:val="right" w:pos="9026"/>
+      </w:tabs>
+      <w:spacing w:after="0" w:line="240" w:lineRule="auto"/>
+    </w:pPr>
+  </w:style>
+  <w:style w:type="character" w:customStyle="1" w:styleId="a7">
+    <w:name w:val="כותרת תחתונה תו"/>
+    <w:basedOn w:val="a0"/>
+    <w:link w:val="a6"/>
+    <w:uiPriority w:val="99"/>
+    <w:rsid w:val="009C759B"/>
+  </w:style>
+  <w:style w:type="character" w:customStyle="1" w:styleId="20">
+    <w:name w:val="כותרת 2 תו"/>
+    <w:basedOn w:val="a0"/>
+    <w:link w:val="2"/>
+    <w:uiPriority w:val="9"/>
+    <w:semiHidden/>
+    <w:rsid w:val="009C759B"/>
+    <w:rPr>
+      <w:rFonts w:asciiTheme="majorHAnsi" w:eastAsiaTheme="majorEastAsia" w:hAnsiTheme="majorHAnsi" w:cstheme="majorBidi"/>
+      <w:color w:val="2F5496" w:themeColor="accent1" w:themeShade="BF"/>
+      <w:sz w:val="26"/>
+      <w:szCs w:val="26"/>
     </w:rPr>
   </w:style>
 </w:styles>
